--- a/Структура Базы Данных.docx
+++ b/Структура Базы Данных.docx
@@ -10,7 +10,6 @@
           <w:rFonts w:ascii="Times New Roman" w:hAnsi="Times New Roman" w:cs="Times New Roman"/>
           <w:sz w:val="28"/>
           <w:szCs w:val="28"/>
-          <w:lang w:val="en-US"/>
         </w:rPr>
       </w:pPr>
       <w:r>
@@ -38,7 +37,39 @@
           <w:sz w:val="28"/>
           <w:szCs w:val="28"/>
         </w:rPr>
-        <w:t>Таблица </w:t>
+        <w:t>Таблица</w:t>
+      </w:r>
+      <w:r>
+        <w:rPr>
+          <w:rFonts w:ascii="Times New Roman" w:hAnsi="Times New Roman" w:cs="Times New Roman"/>
+          <w:sz w:val="28"/>
+          <w:szCs w:val="28"/>
+        </w:rPr>
+        <w:t xml:space="preserve"> 1.6.1</w:t>
+      </w:r>
+      <w:r>
+        <w:rPr>
+          <w:rFonts w:ascii="Times New Roman" w:hAnsi="Times New Roman" w:cs="Times New Roman"/>
+          <w:sz w:val="28"/>
+          <w:szCs w:val="28"/>
+        </w:rPr>
+        <w:t> </w:t>
+      </w:r>
+      <w:r>
+        <w:rPr>
+          <w:rFonts w:ascii="Times New Roman" w:hAnsi="Times New Roman" w:cs="Times New Roman"/>
+          <w:sz w:val="28"/>
+          <w:szCs w:val="28"/>
+        </w:rPr>
+        <w:t>—</w:t>
+      </w:r>
+      <w:r>
+        <w:rPr>
+          <w:rFonts w:ascii="Times New Roman" w:hAnsi="Times New Roman" w:cs="Times New Roman"/>
+          <w:sz w:val="28"/>
+          <w:szCs w:val="28"/>
+        </w:rPr>
+        <w:t xml:space="preserve"> </w:t>
       </w:r>
       <w:proofErr w:type="spellStart"/>
       <w:r>
@@ -47,7 +78,16 @@
           <w:sz w:val="28"/>
           <w:szCs w:val="28"/>
         </w:rPr>
-        <w:t>presence_statuses</w:t>
+        <w:t>presence_</w:t>
+      </w:r>
+      <w:proofErr w:type="gramStart"/>
+      <w:r>
+        <w:rPr>
+          <w:rFonts w:ascii="Times New Roman" w:hAnsi="Times New Roman" w:cs="Times New Roman"/>
+          <w:sz w:val="28"/>
+          <w:szCs w:val="28"/>
+        </w:rPr>
+        <w:t>statuses</w:t>
       </w:r>
       <w:proofErr w:type="spellEnd"/>
       <w:r>
@@ -56,7 +96,24 @@
           <w:sz w:val="28"/>
           <w:szCs w:val="28"/>
         </w:rPr>
-        <w:t> — Статусы присутствия</w:t>
+        <w:t>(</w:t>
+      </w:r>
+      <w:proofErr w:type="gramEnd"/>
+      <w:r>
+        <w:rPr>
+          <w:rFonts w:ascii="Times New Roman" w:hAnsi="Times New Roman" w:cs="Times New Roman"/>
+          <w:sz w:val="28"/>
+          <w:szCs w:val="28"/>
+        </w:rPr>
+        <w:t>Статусы присутствия</w:t>
+      </w:r>
+      <w:r>
+        <w:rPr>
+          <w:rFonts w:ascii="Times New Roman" w:hAnsi="Times New Roman" w:cs="Times New Roman"/>
+          <w:sz w:val="28"/>
+          <w:szCs w:val="28"/>
+        </w:rPr>
+        <w:t>)</w:t>
       </w:r>
     </w:p>
     <w:tbl>
@@ -407,31 +464,15 @@
                 <w:sz w:val="28"/>
                 <w:szCs w:val="28"/>
               </w:rPr>
-              <w:t>НЕ ПУСТОЕ</w:t>
-            </w:r>
-            <w:r>
-              <w:rPr>
-                <w:rFonts w:ascii="Times New Roman" w:hAnsi="Times New Roman" w:cs="Times New Roman"/>
-                <w:sz w:val="28"/>
-                <w:szCs w:val="28"/>
-              </w:rPr>
-              <w:t xml:space="preserve">, </w:t>
-            </w:r>
-            <w:r>
-              <w:rPr>
-                <w:rFonts w:ascii="Times New Roman" w:hAnsi="Times New Roman" w:cs="Times New Roman"/>
-                <w:sz w:val="28"/>
-                <w:szCs w:val="28"/>
-              </w:rPr>
-              <w:t>УНИКАЛЬНОЕ</w:t>
-            </w:r>
-            <w:r>
-              <w:rPr>
-                <w:rFonts w:ascii="Times New Roman" w:hAnsi="Times New Roman" w:cs="Times New Roman"/>
-                <w:sz w:val="28"/>
-                <w:szCs w:val="28"/>
-              </w:rPr>
-              <w:t xml:space="preserve"> («на месте», «отошел», «не беспокоить»)</w:t>
+              <w:t xml:space="preserve">уникальное и не пустое поле </w:t>
+            </w:r>
+            <w:r>
+              <w:rPr>
+                <w:rFonts w:ascii="Times New Roman" w:hAnsi="Times New Roman" w:cs="Times New Roman"/>
+                <w:sz w:val="28"/>
+                <w:szCs w:val="28"/>
+              </w:rPr>
+              <w:t>(«на месте», «отошел», «не беспокоить»)</w:t>
             </w:r>
           </w:p>
         </w:tc>
@@ -465,6 +506,30 @@
         </w:rPr>
         <w:t>Таблица </w:t>
       </w:r>
+      <w:r>
+        <w:rPr>
+          <w:rFonts w:ascii="Times New Roman" w:hAnsi="Times New Roman" w:cs="Times New Roman"/>
+          <w:sz w:val="28"/>
+          <w:szCs w:val="28"/>
+        </w:rPr>
+        <w:t xml:space="preserve">1.6.2 </w:t>
+      </w:r>
+      <w:r>
+        <w:rPr>
+          <w:rFonts w:ascii="Times New Roman" w:hAnsi="Times New Roman" w:cs="Times New Roman"/>
+          <w:sz w:val="28"/>
+          <w:szCs w:val="28"/>
+        </w:rPr>
+        <w:t>—</w:t>
+      </w:r>
+      <w:r>
+        <w:rPr>
+          <w:rFonts w:ascii="Times New Roman" w:hAnsi="Times New Roman" w:cs="Times New Roman"/>
+          <w:sz w:val="28"/>
+          <w:szCs w:val="28"/>
+        </w:rPr>
+        <w:t xml:space="preserve"> </w:t>
+      </w:r>
       <w:proofErr w:type="spellStart"/>
       <w:r>
         <w:rPr>
@@ -481,7 +546,23 @@
           <w:sz w:val="28"/>
           <w:szCs w:val="28"/>
         </w:rPr>
-        <w:t> — Роли в команде</w:t>
+        <w:t>(</w:t>
+      </w:r>
+      <w:r>
+        <w:rPr>
+          <w:rFonts w:ascii="Times New Roman" w:hAnsi="Times New Roman" w:cs="Times New Roman"/>
+          <w:sz w:val="28"/>
+          <w:szCs w:val="28"/>
+        </w:rPr>
+        <w:t>Роли в команде</w:t>
+      </w:r>
+      <w:r>
+        <w:rPr>
+          <w:rFonts w:ascii="Times New Roman" w:hAnsi="Times New Roman" w:cs="Times New Roman"/>
+          <w:sz w:val="28"/>
+          <w:szCs w:val="28"/>
+        </w:rPr>
+        <w:t>)</w:t>
       </w:r>
     </w:p>
     <w:tbl>
@@ -791,23 +872,13 @@
                 <w:lang w:val="en-US"/>
               </w:rPr>
             </w:pPr>
-            <w:proofErr w:type="gramStart"/>
-            <w:r>
-              <w:rPr>
-                <w:rFonts w:ascii="Times New Roman" w:hAnsi="Times New Roman" w:cs="Times New Roman"/>
-                <w:sz w:val="28"/>
-                <w:szCs w:val="28"/>
-              </w:rPr>
-              <w:t>VARCHAR(</w:t>
-            </w:r>
-            <w:proofErr w:type="gramEnd"/>
-            <w:r>
-              <w:rPr>
-                <w:rFonts w:ascii="Times New Roman" w:hAnsi="Times New Roman" w:cs="Times New Roman"/>
-                <w:sz w:val="28"/>
-                <w:szCs w:val="28"/>
-              </w:rPr>
-              <w:t>50)</w:t>
+            <w:r>
+              <w:rPr>
+                <w:rFonts w:ascii="Times New Roman" w:hAnsi="Times New Roman" w:cs="Times New Roman"/>
+                <w:sz w:val="28"/>
+                <w:szCs w:val="28"/>
+              </w:rPr>
+              <w:t>VARCHAR(50)</w:t>
             </w:r>
           </w:p>
         </w:tc>
@@ -832,31 +903,15 @@
                 <w:sz w:val="28"/>
                 <w:szCs w:val="28"/>
               </w:rPr>
-              <w:t>НЕ ПУСТОЕ</w:t>
-            </w:r>
-            <w:r>
-              <w:rPr>
-                <w:rFonts w:ascii="Times New Roman" w:hAnsi="Times New Roman" w:cs="Times New Roman"/>
-                <w:sz w:val="28"/>
-                <w:szCs w:val="28"/>
-              </w:rPr>
-              <w:t xml:space="preserve">, </w:t>
-            </w:r>
-            <w:r>
-              <w:rPr>
-                <w:rFonts w:ascii="Times New Roman" w:hAnsi="Times New Roman" w:cs="Times New Roman"/>
-                <w:sz w:val="28"/>
-                <w:szCs w:val="28"/>
-              </w:rPr>
-              <w:t>УНИКАЛЬНОЕ</w:t>
-            </w:r>
-            <w:r>
-              <w:rPr>
-                <w:rFonts w:ascii="Times New Roman" w:hAnsi="Times New Roman" w:cs="Times New Roman"/>
-                <w:sz w:val="28"/>
-                <w:szCs w:val="28"/>
-              </w:rPr>
-              <w:t xml:space="preserve"> («владелец команды», «участник», «гость»)</w:t>
+              <w:t xml:space="preserve">уникальное и не пустое поле </w:t>
+            </w:r>
+            <w:r>
+              <w:rPr>
+                <w:rFonts w:ascii="Times New Roman" w:hAnsi="Times New Roman" w:cs="Times New Roman"/>
+                <w:sz w:val="28"/>
+                <w:szCs w:val="28"/>
+              </w:rPr>
+              <w:t>(«владелец команды», «участник», «гость»)</w:t>
             </w:r>
           </w:p>
         </w:tc>
@@ -907,7 +962,31 @@
           <w:szCs w:val="28"/>
         </w:rPr>
         <w:lastRenderedPageBreak/>
-        <w:t>Таблица </w:t>
+        <w:t>Таблица</w:t>
+      </w:r>
+      <w:r>
+        <w:rPr>
+          <w:rFonts w:ascii="Times New Roman" w:hAnsi="Times New Roman" w:cs="Times New Roman"/>
+          <w:sz w:val="28"/>
+          <w:szCs w:val="28"/>
+        </w:rPr>
+        <w:t xml:space="preserve"> 1.6.3 </w:t>
+      </w:r>
+      <w:r>
+        <w:rPr>
+          <w:rFonts w:ascii="Times New Roman" w:hAnsi="Times New Roman" w:cs="Times New Roman"/>
+          <w:sz w:val="28"/>
+          <w:szCs w:val="28"/>
+        </w:rPr>
+        <w:t>—</w:t>
+      </w:r>
+      <w:r>
+        <w:rPr>
+          <w:rFonts w:ascii="Times New Roman" w:hAnsi="Times New Roman" w:cs="Times New Roman"/>
+          <w:sz w:val="28"/>
+          <w:szCs w:val="28"/>
+        </w:rPr>
+        <w:t> </w:t>
       </w:r>
       <w:proofErr w:type="spellStart"/>
       <w:r>
@@ -925,7 +1004,23 @@
           <w:sz w:val="28"/>
           <w:szCs w:val="28"/>
         </w:rPr>
-        <w:t> — Статусы задач</w:t>
+        <w:t>(</w:t>
+      </w:r>
+      <w:r>
+        <w:rPr>
+          <w:rFonts w:ascii="Times New Roman" w:hAnsi="Times New Roman" w:cs="Times New Roman"/>
+          <w:sz w:val="28"/>
+          <w:szCs w:val="28"/>
+        </w:rPr>
+        <w:t>Статусы задач</w:t>
+      </w:r>
+      <w:r>
+        <w:rPr>
+          <w:rFonts w:ascii="Times New Roman" w:hAnsi="Times New Roman" w:cs="Times New Roman"/>
+          <w:sz w:val="28"/>
+          <w:szCs w:val="28"/>
+        </w:rPr>
+        <w:t>)</w:t>
       </w:r>
     </w:p>
     <w:tbl>
@@ -1224,23 +1319,13 @@
                 <w:szCs w:val="28"/>
               </w:rPr>
             </w:pPr>
-            <w:proofErr w:type="gramStart"/>
-            <w:r>
-              <w:rPr>
-                <w:rFonts w:ascii="Times New Roman" w:hAnsi="Times New Roman" w:cs="Times New Roman"/>
-                <w:sz w:val="28"/>
-                <w:szCs w:val="28"/>
-              </w:rPr>
-              <w:t>VARCHAR(</w:t>
-            </w:r>
-            <w:proofErr w:type="gramEnd"/>
-            <w:r>
-              <w:rPr>
-                <w:rFonts w:ascii="Times New Roman" w:hAnsi="Times New Roman" w:cs="Times New Roman"/>
-                <w:sz w:val="28"/>
-                <w:szCs w:val="28"/>
-              </w:rPr>
-              <w:t>50)</w:t>
+            <w:r>
+              <w:rPr>
+                <w:rFonts w:ascii="Times New Roman" w:hAnsi="Times New Roman" w:cs="Times New Roman"/>
+                <w:sz w:val="28"/>
+                <w:szCs w:val="28"/>
+              </w:rPr>
+              <w:t>VARCHAR(50)</w:t>
             </w:r>
           </w:p>
         </w:tc>
@@ -1265,31 +1350,15 @@
                 <w:sz w:val="28"/>
                 <w:szCs w:val="28"/>
               </w:rPr>
-              <w:t>НЕ ПУСТОЕ</w:t>
-            </w:r>
-            <w:r>
-              <w:rPr>
-                <w:rFonts w:ascii="Times New Roman" w:hAnsi="Times New Roman" w:cs="Times New Roman"/>
-                <w:sz w:val="28"/>
-                <w:szCs w:val="28"/>
-              </w:rPr>
-              <w:t xml:space="preserve">, </w:t>
-            </w:r>
-            <w:r>
-              <w:rPr>
-                <w:rFonts w:ascii="Times New Roman" w:hAnsi="Times New Roman" w:cs="Times New Roman"/>
-                <w:sz w:val="28"/>
-                <w:szCs w:val="28"/>
-              </w:rPr>
-              <w:t>УНИКАЛЬНОЕ</w:t>
-            </w:r>
-            <w:r>
-              <w:rPr>
-                <w:rFonts w:ascii="Times New Roman" w:hAnsi="Times New Roman" w:cs="Times New Roman"/>
-                <w:sz w:val="28"/>
-                <w:szCs w:val="28"/>
-              </w:rPr>
-              <w:t xml:space="preserve"> («свободна», «в работе», «на доработке», «завершена»)</w:t>
+              <w:t xml:space="preserve">уникальное и не пустое поле </w:t>
+            </w:r>
+            <w:r>
+              <w:rPr>
+                <w:rFonts w:ascii="Times New Roman" w:hAnsi="Times New Roman" w:cs="Times New Roman"/>
+                <w:sz w:val="28"/>
+                <w:szCs w:val="28"/>
+              </w:rPr>
+              <w:t>(«свободна», «в работе», «на доработке», «завершена»)</w:t>
             </w:r>
           </w:p>
         </w:tc>
@@ -1322,7 +1391,31 @@
           <w:sz w:val="28"/>
           <w:szCs w:val="28"/>
         </w:rPr>
-        <w:t>Таблица </w:t>
+        <w:t>Таблица</w:t>
+      </w:r>
+      <w:r>
+        <w:rPr>
+          <w:rFonts w:ascii="Times New Roman" w:hAnsi="Times New Roman" w:cs="Times New Roman"/>
+          <w:sz w:val="28"/>
+          <w:szCs w:val="28"/>
+        </w:rPr>
+        <w:t xml:space="preserve"> 1.6.4 </w:t>
+      </w:r>
+      <w:r>
+        <w:rPr>
+          <w:rFonts w:ascii="Times New Roman" w:hAnsi="Times New Roman" w:cs="Times New Roman"/>
+          <w:sz w:val="28"/>
+          <w:szCs w:val="28"/>
+        </w:rPr>
+        <w:t>—</w:t>
+      </w:r>
+      <w:r>
+        <w:rPr>
+          <w:rFonts w:ascii="Times New Roman" w:hAnsi="Times New Roman" w:cs="Times New Roman"/>
+          <w:sz w:val="28"/>
+          <w:szCs w:val="28"/>
+        </w:rPr>
+        <w:t> </w:t>
       </w:r>
       <w:proofErr w:type="spellStart"/>
       <w:r>
@@ -1340,7 +1433,23 @@
           <w:sz w:val="28"/>
           <w:szCs w:val="28"/>
         </w:rPr>
-        <w:t> — Статусы приглашений</w:t>
+        <w:t>(</w:t>
+      </w:r>
+      <w:r>
+        <w:rPr>
+          <w:rFonts w:ascii="Times New Roman" w:hAnsi="Times New Roman" w:cs="Times New Roman"/>
+          <w:sz w:val="28"/>
+          <w:szCs w:val="28"/>
+        </w:rPr>
+        <w:t>Статусы приглашений</w:t>
+      </w:r>
+      <w:r>
+        <w:rPr>
+          <w:rFonts w:ascii="Times New Roman" w:hAnsi="Times New Roman" w:cs="Times New Roman"/>
+          <w:sz w:val="28"/>
+          <w:szCs w:val="28"/>
+        </w:rPr>
+        <w:t>)</w:t>
       </w:r>
     </w:p>
     <w:tbl>
@@ -1350,10 +1459,10 @@
         <w:tblLook w:val="04A0" w:firstRow="1" w:lastRow="0" w:firstColumn="1" w:lastColumn="0" w:noHBand="0" w:noVBand="1"/>
       </w:tblPr>
       <w:tblGrid>
+        <w:gridCol w:w="2310"/>
+        <w:gridCol w:w="2425"/>
+        <w:gridCol w:w="2303"/>
         <w:gridCol w:w="2307"/>
-        <w:gridCol w:w="2425"/>
-        <w:gridCol w:w="2299"/>
-        <w:gridCol w:w="2314"/>
       </w:tblGrid>
       <w:tr>
         <w:tc>
@@ -1639,23 +1748,13 @@
                 <w:szCs w:val="28"/>
               </w:rPr>
             </w:pPr>
-            <w:proofErr w:type="gramStart"/>
-            <w:r>
-              <w:rPr>
-                <w:rFonts w:ascii="Times New Roman" w:hAnsi="Times New Roman" w:cs="Times New Roman"/>
-                <w:sz w:val="28"/>
-                <w:szCs w:val="28"/>
-              </w:rPr>
-              <w:t>VARCHAR(</w:t>
-            </w:r>
-            <w:proofErr w:type="gramEnd"/>
-            <w:r>
-              <w:rPr>
-                <w:rFonts w:ascii="Times New Roman" w:hAnsi="Times New Roman" w:cs="Times New Roman"/>
-                <w:sz w:val="28"/>
-                <w:szCs w:val="28"/>
-              </w:rPr>
-              <w:t>50)</w:t>
+            <w:r>
+              <w:rPr>
+                <w:rFonts w:ascii="Times New Roman" w:hAnsi="Times New Roman" w:cs="Times New Roman"/>
+                <w:sz w:val="28"/>
+                <w:szCs w:val="28"/>
+              </w:rPr>
+              <w:t>VARCHAR(50)</w:t>
             </w:r>
           </w:p>
         </w:tc>
@@ -1680,31 +1779,15 @@
                 <w:sz w:val="28"/>
                 <w:szCs w:val="28"/>
               </w:rPr>
-              <w:t>НЕ ПУСТОЕ</w:t>
-            </w:r>
-            <w:r>
-              <w:rPr>
-                <w:rFonts w:ascii="Times New Roman" w:hAnsi="Times New Roman" w:cs="Times New Roman"/>
-                <w:sz w:val="28"/>
-                <w:szCs w:val="28"/>
-              </w:rPr>
-              <w:t xml:space="preserve">, </w:t>
-            </w:r>
-            <w:r>
-              <w:rPr>
-                <w:rFonts w:ascii="Times New Roman" w:hAnsi="Times New Roman" w:cs="Times New Roman"/>
-                <w:sz w:val="28"/>
-                <w:szCs w:val="28"/>
-              </w:rPr>
-              <w:t>УНИКАЛЬНОЕ</w:t>
-            </w:r>
-            <w:r>
-              <w:rPr>
-                <w:rFonts w:ascii="Times New Roman" w:hAnsi="Times New Roman" w:cs="Times New Roman"/>
-                <w:sz w:val="28"/>
-                <w:szCs w:val="28"/>
-              </w:rPr>
-              <w:t xml:space="preserve"> («активен», «использован», «отозван»)</w:t>
+              <w:t xml:space="preserve">уникальное и не пустое поле </w:t>
+            </w:r>
+            <w:r>
+              <w:rPr>
+                <w:rFonts w:ascii="Times New Roman" w:hAnsi="Times New Roman" w:cs="Times New Roman"/>
+                <w:sz w:val="28"/>
+                <w:szCs w:val="28"/>
+              </w:rPr>
+              <w:t>(«активен», «использован», «отозван»)</w:t>
             </w:r>
           </w:p>
         </w:tc>
@@ -1754,7 +1837,31 @@
           <w:szCs w:val="28"/>
         </w:rPr>
         <w:lastRenderedPageBreak/>
-        <w:t>Таблица </w:t>
+        <w:t>Таблица</w:t>
+      </w:r>
+      <w:r>
+        <w:rPr>
+          <w:rFonts w:ascii="Times New Roman" w:hAnsi="Times New Roman" w:cs="Times New Roman"/>
+          <w:sz w:val="28"/>
+          <w:szCs w:val="28"/>
+        </w:rPr>
+        <w:t xml:space="preserve"> 1.6.5 </w:t>
+      </w:r>
+      <w:r>
+        <w:rPr>
+          <w:rFonts w:ascii="Times New Roman" w:hAnsi="Times New Roman" w:cs="Times New Roman"/>
+          <w:sz w:val="28"/>
+          <w:szCs w:val="28"/>
+        </w:rPr>
+        <w:t>—</w:t>
+      </w:r>
+      <w:r>
+        <w:rPr>
+          <w:rFonts w:ascii="Times New Roman" w:hAnsi="Times New Roman" w:cs="Times New Roman"/>
+          <w:sz w:val="28"/>
+          <w:szCs w:val="28"/>
+        </w:rPr>
+        <w:t> </w:t>
       </w:r>
       <w:proofErr w:type="spellStart"/>
       <w:r>
@@ -1772,7 +1879,23 @@
           <w:sz w:val="28"/>
           <w:szCs w:val="28"/>
         </w:rPr>
-        <w:t> — Статусы замечаний</w:t>
+        <w:t>(</w:t>
+      </w:r>
+      <w:r>
+        <w:rPr>
+          <w:rFonts w:ascii="Times New Roman" w:hAnsi="Times New Roman" w:cs="Times New Roman"/>
+          <w:sz w:val="28"/>
+          <w:szCs w:val="28"/>
+        </w:rPr>
+        <w:t>Статусы замечаний</w:t>
+      </w:r>
+      <w:r>
+        <w:rPr>
+          <w:rFonts w:ascii="Times New Roman" w:hAnsi="Times New Roman" w:cs="Times New Roman"/>
+          <w:sz w:val="28"/>
+          <w:szCs w:val="28"/>
+        </w:rPr>
+        <w:t>)</w:t>
       </w:r>
     </w:p>
     <w:tbl>
@@ -2071,23 +2194,13 @@
                 <w:szCs w:val="28"/>
               </w:rPr>
             </w:pPr>
-            <w:proofErr w:type="gramStart"/>
-            <w:r>
-              <w:rPr>
-                <w:rFonts w:ascii="Times New Roman" w:hAnsi="Times New Roman" w:cs="Times New Roman"/>
-                <w:sz w:val="28"/>
-                <w:szCs w:val="28"/>
-              </w:rPr>
-              <w:t>VARCHAR(</w:t>
-            </w:r>
-            <w:proofErr w:type="gramEnd"/>
-            <w:r>
-              <w:rPr>
-                <w:rFonts w:ascii="Times New Roman" w:hAnsi="Times New Roman" w:cs="Times New Roman"/>
-                <w:sz w:val="28"/>
-                <w:szCs w:val="28"/>
-              </w:rPr>
-              <w:t>50)</w:t>
+            <w:r>
+              <w:rPr>
+                <w:rFonts w:ascii="Times New Roman" w:hAnsi="Times New Roman" w:cs="Times New Roman"/>
+                <w:sz w:val="28"/>
+                <w:szCs w:val="28"/>
+              </w:rPr>
+              <w:t>VARCHAR(50)</w:t>
             </w:r>
           </w:p>
         </w:tc>
@@ -2112,31 +2225,15 @@
                 <w:sz w:val="28"/>
                 <w:szCs w:val="28"/>
               </w:rPr>
-              <w:t>НЕ ПУСТОЕ</w:t>
-            </w:r>
-            <w:r>
-              <w:rPr>
-                <w:rFonts w:ascii="Times New Roman" w:hAnsi="Times New Roman" w:cs="Times New Roman"/>
-                <w:sz w:val="28"/>
-                <w:szCs w:val="28"/>
-              </w:rPr>
-              <w:t xml:space="preserve">, </w:t>
-            </w:r>
-            <w:r>
-              <w:rPr>
-                <w:rFonts w:ascii="Times New Roman" w:hAnsi="Times New Roman" w:cs="Times New Roman"/>
-                <w:sz w:val="28"/>
-                <w:szCs w:val="28"/>
-              </w:rPr>
-              <w:t>УНИКАЛЬНОЕ</w:t>
-            </w:r>
-            <w:r>
-              <w:rPr>
-                <w:rFonts w:ascii="Times New Roman" w:hAnsi="Times New Roman" w:cs="Times New Roman"/>
-                <w:sz w:val="28"/>
-                <w:szCs w:val="28"/>
-              </w:rPr>
-              <w:t xml:space="preserve"> («открыто», «устранено»)</w:t>
+              <w:t xml:space="preserve">уникальное и не пустое поле </w:t>
+            </w:r>
+            <w:r>
+              <w:rPr>
+                <w:rFonts w:ascii="Times New Roman" w:hAnsi="Times New Roman" w:cs="Times New Roman"/>
+                <w:sz w:val="28"/>
+                <w:szCs w:val="28"/>
+              </w:rPr>
+              <w:t>(«открыто», «устранено»)</w:t>
             </w:r>
           </w:p>
         </w:tc>
@@ -2157,7 +2254,6 @@
       <w:pPr>
         <w:spacing w:line="360" w:lineRule="auto"/>
         <w:ind w:left="567"/>
-        <w:jc w:val="center"/>
         <w:rPr>
           <w:rFonts w:ascii="Times New Roman" w:hAnsi="Times New Roman" w:cs="Times New Roman"/>
           <w:sz w:val="28"/>
@@ -2170,7 +2266,31 @@
           <w:sz w:val="28"/>
           <w:szCs w:val="28"/>
         </w:rPr>
-        <w:t>Таблица </w:t>
+        <w:t>Таблица</w:t>
+      </w:r>
+      <w:r>
+        <w:rPr>
+          <w:rFonts w:ascii="Times New Roman" w:hAnsi="Times New Roman" w:cs="Times New Roman"/>
+          <w:sz w:val="28"/>
+          <w:szCs w:val="28"/>
+        </w:rPr>
+        <w:t xml:space="preserve"> 1.6.6 </w:t>
+      </w:r>
+      <w:r>
+        <w:rPr>
+          <w:rFonts w:ascii="Times New Roman" w:hAnsi="Times New Roman" w:cs="Times New Roman"/>
+          <w:sz w:val="28"/>
+          <w:szCs w:val="28"/>
+        </w:rPr>
+        <w:t>—</w:t>
+      </w:r>
+      <w:r>
+        <w:rPr>
+          <w:rFonts w:ascii="Times New Roman" w:hAnsi="Times New Roman" w:cs="Times New Roman"/>
+          <w:sz w:val="28"/>
+          <w:szCs w:val="28"/>
+        </w:rPr>
+        <w:t> </w:t>
       </w:r>
       <w:proofErr w:type="spellStart"/>
       <w:r>
@@ -2188,7 +2308,23 @@
           <w:sz w:val="28"/>
           <w:szCs w:val="28"/>
         </w:rPr>
-        <w:t> — Статусы активности учётной записи</w:t>
+        <w:t>(</w:t>
+      </w:r>
+      <w:r>
+        <w:rPr>
+          <w:rFonts w:ascii="Times New Roman" w:hAnsi="Times New Roman" w:cs="Times New Roman"/>
+          <w:sz w:val="28"/>
+          <w:szCs w:val="28"/>
+        </w:rPr>
+        <w:t>Статусы активности учётной записи</w:t>
+      </w:r>
+      <w:r>
+        <w:rPr>
+          <w:rFonts w:ascii="Times New Roman" w:hAnsi="Times New Roman" w:cs="Times New Roman"/>
+          <w:sz w:val="28"/>
+          <w:szCs w:val="28"/>
+        </w:rPr>
+        <w:t>)</w:t>
       </w:r>
     </w:p>
     <w:tbl>
@@ -2487,23 +2623,13 @@
                 <w:szCs w:val="28"/>
               </w:rPr>
             </w:pPr>
-            <w:proofErr w:type="gramStart"/>
-            <w:r>
-              <w:rPr>
-                <w:rFonts w:ascii="Times New Roman" w:hAnsi="Times New Roman" w:cs="Times New Roman"/>
-                <w:sz w:val="28"/>
-                <w:szCs w:val="28"/>
-              </w:rPr>
-              <w:t>VARCHAR(</w:t>
-            </w:r>
-            <w:proofErr w:type="gramEnd"/>
-            <w:r>
-              <w:rPr>
-                <w:rFonts w:ascii="Times New Roman" w:hAnsi="Times New Roman" w:cs="Times New Roman"/>
-                <w:sz w:val="28"/>
-                <w:szCs w:val="28"/>
-              </w:rPr>
-              <w:t>50)</w:t>
+            <w:r>
+              <w:rPr>
+                <w:rFonts w:ascii="Times New Roman" w:hAnsi="Times New Roman" w:cs="Times New Roman"/>
+                <w:sz w:val="28"/>
+                <w:szCs w:val="28"/>
+              </w:rPr>
+              <w:t>VARCHAR(50)</w:t>
             </w:r>
           </w:p>
         </w:tc>
@@ -2528,31 +2654,15 @@
                 <w:sz w:val="28"/>
                 <w:szCs w:val="28"/>
               </w:rPr>
-              <w:t>НЕ ПУСТОЕ</w:t>
-            </w:r>
-            <w:r>
-              <w:rPr>
-                <w:rFonts w:ascii="Times New Roman" w:hAnsi="Times New Roman" w:cs="Times New Roman"/>
-                <w:sz w:val="28"/>
-                <w:szCs w:val="28"/>
-              </w:rPr>
-              <w:t xml:space="preserve">, </w:t>
-            </w:r>
-            <w:r>
-              <w:rPr>
-                <w:rFonts w:ascii="Times New Roman" w:hAnsi="Times New Roman" w:cs="Times New Roman"/>
-                <w:sz w:val="28"/>
-                <w:szCs w:val="28"/>
-              </w:rPr>
-              <w:t>УНИКАЛЬНОЕ</w:t>
-            </w:r>
-            <w:r>
-              <w:rPr>
-                <w:rFonts w:ascii="Times New Roman" w:hAnsi="Times New Roman" w:cs="Times New Roman"/>
-                <w:sz w:val="28"/>
-                <w:szCs w:val="28"/>
-              </w:rPr>
-              <w:t xml:space="preserve"> («активен», «заблокирован»)</w:t>
+              <w:t xml:space="preserve">уникальное и не пустое поле </w:t>
+            </w:r>
+            <w:r>
+              <w:rPr>
+                <w:rFonts w:ascii="Times New Roman" w:hAnsi="Times New Roman" w:cs="Times New Roman"/>
+                <w:sz w:val="28"/>
+                <w:szCs w:val="28"/>
+              </w:rPr>
+              <w:t>(«активен», «заблокирован»)</w:t>
             </w:r>
           </w:p>
         </w:tc>
@@ -2603,7 +2713,31 @@
           <w:szCs w:val="28"/>
         </w:rPr>
         <w:lastRenderedPageBreak/>
-        <w:t>Таблица </w:t>
+        <w:t>Таблица</w:t>
+      </w:r>
+      <w:r>
+        <w:rPr>
+          <w:rFonts w:ascii="Times New Roman" w:hAnsi="Times New Roman" w:cs="Times New Roman"/>
+          <w:sz w:val="28"/>
+          <w:szCs w:val="28"/>
+        </w:rPr>
+        <w:t xml:space="preserve"> 1.6.7 </w:t>
+      </w:r>
+      <w:r>
+        <w:rPr>
+          <w:rFonts w:ascii="Times New Roman" w:hAnsi="Times New Roman" w:cs="Times New Roman"/>
+          <w:sz w:val="28"/>
+          <w:szCs w:val="28"/>
+        </w:rPr>
+        <w:t>—</w:t>
+      </w:r>
+      <w:r>
+        <w:rPr>
+          <w:rFonts w:ascii="Times New Roman" w:hAnsi="Times New Roman" w:cs="Times New Roman"/>
+          <w:sz w:val="28"/>
+          <w:szCs w:val="28"/>
+        </w:rPr>
+        <w:t> </w:t>
       </w:r>
       <w:proofErr w:type="spellStart"/>
       <w:r>
@@ -2621,7 +2755,23 @@
           <w:sz w:val="28"/>
           <w:szCs w:val="28"/>
         </w:rPr>
-        <w:t> — Статусы прочтения уведомлений</w:t>
+        <w:t>(</w:t>
+      </w:r>
+      <w:r>
+        <w:rPr>
+          <w:rFonts w:ascii="Times New Roman" w:hAnsi="Times New Roman" w:cs="Times New Roman"/>
+          <w:sz w:val="28"/>
+          <w:szCs w:val="28"/>
+        </w:rPr>
+        <w:t>Статусы прочтения уведомлений</w:t>
+      </w:r>
+      <w:r>
+        <w:rPr>
+          <w:rFonts w:ascii="Times New Roman" w:hAnsi="Times New Roman" w:cs="Times New Roman"/>
+          <w:sz w:val="28"/>
+          <w:szCs w:val="28"/>
+        </w:rPr>
+        <w:t>)</w:t>
       </w:r>
     </w:p>
     <w:tbl>
@@ -2920,23 +3070,13 @@
                 <w:szCs w:val="28"/>
               </w:rPr>
             </w:pPr>
-            <w:proofErr w:type="gramStart"/>
-            <w:r>
-              <w:rPr>
-                <w:rFonts w:ascii="Times New Roman" w:hAnsi="Times New Roman" w:cs="Times New Roman"/>
-                <w:sz w:val="28"/>
-                <w:szCs w:val="28"/>
-              </w:rPr>
-              <w:t>VARCHAR(</w:t>
-            </w:r>
-            <w:proofErr w:type="gramEnd"/>
-            <w:r>
-              <w:rPr>
-                <w:rFonts w:ascii="Times New Roman" w:hAnsi="Times New Roman" w:cs="Times New Roman"/>
-                <w:sz w:val="28"/>
-                <w:szCs w:val="28"/>
-              </w:rPr>
-              <w:t>50)</w:t>
+            <w:r>
+              <w:rPr>
+                <w:rFonts w:ascii="Times New Roman" w:hAnsi="Times New Roman" w:cs="Times New Roman"/>
+                <w:sz w:val="28"/>
+                <w:szCs w:val="28"/>
+              </w:rPr>
+              <w:t>VARCHAR(50)</w:t>
             </w:r>
           </w:p>
         </w:tc>
@@ -2961,31 +3101,15 @@
                 <w:sz w:val="28"/>
                 <w:szCs w:val="28"/>
               </w:rPr>
-              <w:t>НЕ ПУСТОЕ</w:t>
-            </w:r>
-            <w:r>
-              <w:rPr>
-                <w:rFonts w:ascii="Times New Roman" w:hAnsi="Times New Roman" w:cs="Times New Roman"/>
-                <w:sz w:val="28"/>
-                <w:szCs w:val="28"/>
-              </w:rPr>
-              <w:t xml:space="preserve">, </w:t>
-            </w:r>
-            <w:r>
-              <w:rPr>
-                <w:rFonts w:ascii="Times New Roman" w:hAnsi="Times New Roman" w:cs="Times New Roman"/>
-                <w:sz w:val="28"/>
-                <w:szCs w:val="28"/>
-              </w:rPr>
-              <w:t>УНИКАЛЬНОЕ</w:t>
-            </w:r>
-            <w:r>
-              <w:rPr>
-                <w:rFonts w:ascii="Times New Roman" w:hAnsi="Times New Roman" w:cs="Times New Roman"/>
-                <w:sz w:val="28"/>
-                <w:szCs w:val="28"/>
-              </w:rPr>
-              <w:t xml:space="preserve"> («не прочитано», «прочитано»)</w:t>
+              <w:t xml:space="preserve">уникальное и не пустое поле </w:t>
+            </w:r>
+            <w:r>
+              <w:rPr>
+                <w:rFonts w:ascii="Times New Roman" w:hAnsi="Times New Roman" w:cs="Times New Roman"/>
+                <w:sz w:val="28"/>
+                <w:szCs w:val="28"/>
+              </w:rPr>
+              <w:t>(«не прочитано», «прочитано»)</w:t>
             </w:r>
           </w:p>
         </w:tc>
@@ -3003,23 +3127,6 @@
     </w:p>
     <w:p>
       <w:pPr>
-        <w:rPr>
-          <w:rFonts w:ascii="Times New Roman" w:hAnsi="Times New Roman" w:cs="Times New Roman"/>
-          <w:sz w:val="28"/>
-          <w:szCs w:val="28"/>
-        </w:rPr>
-      </w:pPr>
-      <w:r>
-        <w:rPr>
-          <w:rFonts w:ascii="Times New Roman" w:hAnsi="Times New Roman" w:cs="Times New Roman"/>
-          <w:sz w:val="28"/>
-          <w:szCs w:val="28"/>
-        </w:rPr>
-        <w:t>2. Основные таблицы</w:t>
-      </w:r>
-    </w:p>
-    <w:p>
-      <w:pPr>
         <w:spacing w:line="360" w:lineRule="auto"/>
         <w:ind w:left="567"/>
         <w:rPr>
@@ -3034,7 +3141,31 @@
           <w:sz w:val="28"/>
           <w:szCs w:val="28"/>
         </w:rPr>
-        <w:t>Таблица </w:t>
+        <w:t>Таблица</w:t>
+      </w:r>
+      <w:r>
+        <w:rPr>
+          <w:rFonts w:ascii="Times New Roman" w:hAnsi="Times New Roman" w:cs="Times New Roman"/>
+          <w:sz w:val="28"/>
+          <w:szCs w:val="28"/>
+        </w:rPr>
+        <w:t xml:space="preserve"> 1.6.8 </w:t>
+      </w:r>
+      <w:r>
+        <w:rPr>
+          <w:rFonts w:ascii="Times New Roman" w:hAnsi="Times New Roman" w:cs="Times New Roman"/>
+          <w:sz w:val="28"/>
+          <w:szCs w:val="28"/>
+        </w:rPr>
+        <w:t>—</w:t>
+      </w:r>
+      <w:r>
+        <w:rPr>
+          <w:rFonts w:ascii="Times New Roman" w:hAnsi="Times New Roman" w:cs="Times New Roman"/>
+          <w:sz w:val="28"/>
+          <w:szCs w:val="28"/>
+        </w:rPr>
+        <w:t> </w:t>
       </w:r>
       <w:proofErr w:type="spellStart"/>
       <w:r>
@@ -3052,7 +3183,23 @@
           <w:sz w:val="28"/>
           <w:szCs w:val="28"/>
         </w:rPr>
-        <w:t> — Пользователи</w:t>
+        <w:t>(</w:t>
+      </w:r>
+      <w:r>
+        <w:rPr>
+          <w:rFonts w:ascii="Times New Roman" w:hAnsi="Times New Roman" w:cs="Times New Roman"/>
+          <w:sz w:val="28"/>
+          <w:szCs w:val="28"/>
+        </w:rPr>
+        <w:t>Пользователи</w:t>
+      </w:r>
+      <w:r>
+        <w:rPr>
+          <w:rFonts w:ascii="Times New Roman" w:hAnsi="Times New Roman" w:cs="Times New Roman"/>
+          <w:sz w:val="28"/>
+          <w:szCs w:val="28"/>
+        </w:rPr>
+        <w:t>)</w:t>
       </w:r>
     </w:p>
     <w:tbl>
@@ -3351,64 +3498,32 @@
                 <w:szCs w:val="28"/>
               </w:rPr>
             </w:pPr>
-            <w:proofErr w:type="gramStart"/>
-            <w:r>
-              <w:rPr>
-                <w:rFonts w:ascii="Times New Roman" w:hAnsi="Times New Roman" w:cs="Times New Roman"/>
-                <w:sz w:val="28"/>
-                <w:szCs w:val="28"/>
-              </w:rPr>
-              <w:t>VARCHAR(</w:t>
-            </w:r>
-            <w:proofErr w:type="gramEnd"/>
-            <w:r>
-              <w:rPr>
-                <w:rFonts w:ascii="Times New Roman" w:hAnsi="Times New Roman" w:cs="Times New Roman"/>
-                <w:sz w:val="28"/>
-                <w:szCs w:val="28"/>
-              </w:rPr>
-              <w:t>100)</w:t>
+            <w:r>
+              <w:rPr>
+                <w:rFonts w:ascii="Times New Roman" w:hAnsi="Times New Roman" w:cs="Times New Roman"/>
+                <w:sz w:val="28"/>
+                <w:szCs w:val="28"/>
+              </w:rPr>
+              <w:t>VARCHAR(100)</w:t>
             </w:r>
           </w:p>
         </w:tc>
         <w:tc>
           <w:tcPr>
             <w:tcW w:w="2557" w:type="dxa"/>
-            <w:vAlign w:val="center"/>
-          </w:tcPr>
-          <w:p>
-            <w:pPr>
-              <w:spacing w:line="360" w:lineRule="auto"/>
-              <w:jc w:val="center"/>
-              <w:rPr>
-                <w:rFonts w:ascii="Times New Roman" w:hAnsi="Times New Roman" w:cs="Times New Roman"/>
-                <w:sz w:val="28"/>
-                <w:szCs w:val="28"/>
-              </w:rPr>
-            </w:pPr>
-            <w:r>
-              <w:rPr>
-                <w:rFonts w:ascii="Times New Roman" w:hAnsi="Times New Roman" w:cs="Times New Roman"/>
-                <w:sz w:val="28"/>
-                <w:szCs w:val="28"/>
-              </w:rPr>
-              <w:t>НЕ ПУСТОЕ</w:t>
-            </w:r>
-            <w:r>
-              <w:rPr>
-                <w:rFonts w:ascii="Times New Roman" w:hAnsi="Times New Roman" w:cs="Times New Roman"/>
-                <w:sz w:val="28"/>
-                <w:szCs w:val="28"/>
-              </w:rPr>
-              <w:t xml:space="preserve">, </w:t>
-            </w:r>
-            <w:r>
-              <w:rPr>
-                <w:rFonts w:ascii="Times New Roman" w:hAnsi="Times New Roman" w:cs="Times New Roman"/>
-                <w:sz w:val="28"/>
-                <w:szCs w:val="28"/>
-              </w:rPr>
-              <w:t>УНИКАЛЬНОЕ</w:t>
+          </w:tcPr>
+          <w:p>
+            <w:pPr>
+              <w:spacing w:line="360" w:lineRule="auto"/>
+              <w:jc w:val="center"/>
+              <w:rPr>
+                <w:rFonts w:ascii="Times New Roman" w:hAnsi="Times New Roman" w:cs="Times New Roman"/>
+                <w:sz w:val="28"/>
+                <w:szCs w:val="28"/>
+              </w:rPr>
+            </w:pPr>
+            <w:r>
+              <w:t>уникальное и не пустое поле</w:t>
             </w:r>
           </w:p>
         </w:tc>
@@ -3481,64 +3596,32 @@
                 <w:szCs w:val="28"/>
               </w:rPr>
             </w:pPr>
-            <w:proofErr w:type="gramStart"/>
-            <w:r>
-              <w:rPr>
-                <w:rFonts w:ascii="Times New Roman" w:hAnsi="Times New Roman" w:cs="Times New Roman"/>
-                <w:sz w:val="28"/>
-                <w:szCs w:val="28"/>
-              </w:rPr>
-              <w:t>VARCHAR(</w:t>
-            </w:r>
-            <w:proofErr w:type="gramEnd"/>
-            <w:r>
-              <w:rPr>
-                <w:rFonts w:ascii="Times New Roman" w:hAnsi="Times New Roman" w:cs="Times New Roman"/>
-                <w:sz w:val="28"/>
-                <w:szCs w:val="28"/>
-              </w:rPr>
-              <w:t>255)</w:t>
+            <w:r>
+              <w:rPr>
+                <w:rFonts w:ascii="Times New Roman" w:hAnsi="Times New Roman" w:cs="Times New Roman"/>
+                <w:sz w:val="28"/>
+                <w:szCs w:val="28"/>
+              </w:rPr>
+              <w:t>VARCHAR(255)</w:t>
             </w:r>
           </w:p>
         </w:tc>
         <w:tc>
           <w:tcPr>
             <w:tcW w:w="2557" w:type="dxa"/>
-            <w:vAlign w:val="center"/>
-          </w:tcPr>
-          <w:p>
-            <w:pPr>
-              <w:spacing w:line="360" w:lineRule="auto"/>
-              <w:jc w:val="center"/>
-              <w:rPr>
-                <w:rFonts w:ascii="Times New Roman" w:hAnsi="Times New Roman" w:cs="Times New Roman"/>
-                <w:sz w:val="28"/>
-                <w:szCs w:val="28"/>
-              </w:rPr>
-            </w:pPr>
-            <w:r>
-              <w:rPr>
-                <w:rFonts w:ascii="Times New Roman" w:hAnsi="Times New Roman" w:cs="Times New Roman"/>
-                <w:sz w:val="28"/>
-                <w:szCs w:val="28"/>
-              </w:rPr>
-              <w:t>НЕ ПУСТОЕ</w:t>
-            </w:r>
-            <w:r>
-              <w:rPr>
-                <w:rFonts w:ascii="Times New Roman" w:hAnsi="Times New Roman" w:cs="Times New Roman"/>
-                <w:sz w:val="28"/>
-                <w:szCs w:val="28"/>
-              </w:rPr>
-              <w:t xml:space="preserve">, </w:t>
-            </w:r>
-            <w:r>
-              <w:rPr>
-                <w:rFonts w:ascii="Times New Roman" w:hAnsi="Times New Roman" w:cs="Times New Roman"/>
-                <w:sz w:val="28"/>
-                <w:szCs w:val="28"/>
-              </w:rPr>
-              <w:t>УНИКАЛЬНОЕ</w:t>
+          </w:tcPr>
+          <w:p>
+            <w:pPr>
+              <w:spacing w:line="360" w:lineRule="auto"/>
+              <w:jc w:val="center"/>
+              <w:rPr>
+                <w:rFonts w:ascii="Times New Roman" w:hAnsi="Times New Roman" w:cs="Times New Roman"/>
+                <w:sz w:val="28"/>
+                <w:szCs w:val="28"/>
+              </w:rPr>
+            </w:pPr>
+            <w:r>
+              <w:t>уникальное и не пустое поле</w:t>
             </w:r>
           </w:p>
         </w:tc>
@@ -3611,23 +3694,13 @@
                 <w:szCs w:val="28"/>
               </w:rPr>
             </w:pPr>
-            <w:proofErr w:type="gramStart"/>
-            <w:r>
-              <w:rPr>
-                <w:rFonts w:ascii="Times New Roman" w:hAnsi="Times New Roman" w:cs="Times New Roman"/>
-                <w:sz w:val="28"/>
-                <w:szCs w:val="28"/>
-              </w:rPr>
-              <w:t>VARCHAR(</w:t>
-            </w:r>
-            <w:proofErr w:type="gramEnd"/>
-            <w:r>
-              <w:rPr>
-                <w:rFonts w:ascii="Times New Roman" w:hAnsi="Times New Roman" w:cs="Times New Roman"/>
-                <w:sz w:val="28"/>
-                <w:szCs w:val="28"/>
-              </w:rPr>
-              <w:t>255)</w:t>
+            <w:r>
+              <w:rPr>
+                <w:rFonts w:ascii="Times New Roman" w:hAnsi="Times New Roman" w:cs="Times New Roman"/>
+                <w:sz w:val="28"/>
+                <w:szCs w:val="28"/>
+              </w:rPr>
+              <w:t>VARCHAR(255)</w:t>
             </w:r>
           </w:p>
         </w:tc>
@@ -3652,7 +3725,7 @@
                 <w:sz w:val="28"/>
                 <w:szCs w:val="28"/>
               </w:rPr>
-              <w:t>НЕ ПУСТОЕ</w:t>
+              <w:t>Не пустое поле</w:t>
             </w:r>
           </w:p>
         </w:tc>
@@ -3725,23 +3798,13 @@
                 <w:szCs w:val="28"/>
               </w:rPr>
             </w:pPr>
-            <w:proofErr w:type="gramStart"/>
-            <w:r>
-              <w:rPr>
-                <w:rFonts w:ascii="Times New Roman" w:hAnsi="Times New Roman" w:cs="Times New Roman"/>
-                <w:sz w:val="28"/>
-                <w:szCs w:val="28"/>
-              </w:rPr>
-              <w:t>VARCHAR(</w:t>
-            </w:r>
-            <w:proofErr w:type="gramEnd"/>
-            <w:r>
-              <w:rPr>
-                <w:rFonts w:ascii="Times New Roman" w:hAnsi="Times New Roman" w:cs="Times New Roman"/>
-                <w:sz w:val="28"/>
-                <w:szCs w:val="28"/>
-              </w:rPr>
-              <w:t>500)</w:t>
+            <w:r>
+              <w:rPr>
+                <w:rFonts w:ascii="Times New Roman" w:hAnsi="Times New Roman" w:cs="Times New Roman"/>
+                <w:sz w:val="28"/>
+                <w:szCs w:val="28"/>
+              </w:rPr>
+              <w:t>VARCHAR(500)</w:t>
             </w:r>
           </w:p>
         </w:tc>
@@ -3767,7 +3830,7 @@
                 <w:sz w:val="28"/>
                 <w:szCs w:val="28"/>
               </w:rPr>
-              <w:t>ПУСТОЕ</w:t>
+              <w:t>Пустое поле</w:t>
             </w:r>
           </w:p>
         </w:tc>
@@ -3816,7 +3879,31 @@
           <w:szCs w:val="28"/>
         </w:rPr>
         <w:lastRenderedPageBreak/>
-        <w:t xml:space="preserve">Продолжение таблицы </w:t>
+        <w:t>Продолжение таблицы</w:t>
+      </w:r>
+      <w:r>
+        <w:rPr>
+          <w:rFonts w:ascii="Times New Roman" w:hAnsi="Times New Roman" w:cs="Times New Roman"/>
+          <w:sz w:val="28"/>
+          <w:szCs w:val="28"/>
+        </w:rPr>
+        <w:t xml:space="preserve"> 1.6.8 </w:t>
+      </w:r>
+      <w:r>
+        <w:rPr>
+          <w:rFonts w:ascii="Times New Roman" w:hAnsi="Times New Roman" w:cs="Times New Roman"/>
+          <w:sz w:val="28"/>
+          <w:szCs w:val="28"/>
+        </w:rPr>
+        <w:t>—</w:t>
+      </w:r>
+      <w:r>
+        <w:rPr>
+          <w:rFonts w:ascii="Times New Roman" w:hAnsi="Times New Roman" w:cs="Times New Roman"/>
+          <w:sz w:val="28"/>
+          <w:szCs w:val="28"/>
+        </w:rPr>
+        <w:t xml:space="preserve"> </w:t>
       </w:r>
       <w:r>
         <w:rPr>
@@ -4042,7 +4129,15 @@
                 <w:sz w:val="28"/>
                 <w:szCs w:val="28"/>
               </w:rPr>
-              <w:t xml:space="preserve">НЕ ПУСТОЕ, </w:t>
+              <w:t>Не пустое поле</w:t>
+            </w:r>
+            <w:r>
+              <w:rPr>
+                <w:rFonts w:ascii="Times New Roman" w:hAnsi="Times New Roman" w:cs="Times New Roman"/>
+                <w:sz w:val="28"/>
+                <w:szCs w:val="28"/>
+              </w:rPr>
+              <w:t xml:space="preserve">, </w:t>
             </w:r>
             <w:r>
               <w:rPr>
@@ -4296,7 +4391,15 @@
                 <w:sz w:val="28"/>
                 <w:szCs w:val="28"/>
               </w:rPr>
-              <w:t xml:space="preserve">НЕ ПУСТОЕ, </w:t>
+              <w:t>Не пустое поле</w:t>
+            </w:r>
+            <w:r>
+              <w:rPr>
+                <w:rFonts w:ascii="Times New Roman" w:hAnsi="Times New Roman" w:cs="Times New Roman"/>
+                <w:sz w:val="28"/>
+                <w:szCs w:val="28"/>
+              </w:rPr>
+              <w:t xml:space="preserve">, </w:t>
             </w:r>
             <w:r>
               <w:rPr>
@@ -4449,7 +4552,15 @@
                 <w:sz w:val="28"/>
                 <w:szCs w:val="28"/>
               </w:rPr>
-              <w:t xml:space="preserve">НЕ ПУСТОЕ, </w:t>
+              <w:t>Не пустое поле</w:t>
+            </w:r>
+            <w:r>
+              <w:rPr>
+                <w:rFonts w:ascii="Times New Roman" w:hAnsi="Times New Roman" w:cs="Times New Roman"/>
+                <w:sz w:val="28"/>
+                <w:szCs w:val="28"/>
+              </w:rPr>
+              <w:t xml:space="preserve">, </w:t>
             </w:r>
             <w:r>
               <w:rPr>
@@ -4489,7 +4600,7 @@
                 <w:sz w:val="28"/>
                 <w:szCs w:val="28"/>
               </w:rPr>
-              <w:t>ТЕКУЩЕЕ ВРЕМЯ</w:t>
+              <w:t>текущее время</w:t>
             </w:r>
           </w:p>
         </w:tc>
@@ -4529,7 +4640,31 @@
           <w:szCs w:val="28"/>
         </w:rPr>
         <w:lastRenderedPageBreak/>
-        <w:t>Таблица </w:t>
+        <w:t>Таблица</w:t>
+      </w:r>
+      <w:r>
+        <w:rPr>
+          <w:rFonts w:ascii="Times New Roman" w:hAnsi="Times New Roman" w:cs="Times New Roman"/>
+          <w:sz w:val="28"/>
+          <w:szCs w:val="28"/>
+        </w:rPr>
+        <w:t xml:space="preserve"> 1.6.9 </w:t>
+      </w:r>
+      <w:r>
+        <w:rPr>
+          <w:rFonts w:ascii="Times New Roman" w:hAnsi="Times New Roman" w:cs="Times New Roman"/>
+          <w:sz w:val="28"/>
+          <w:szCs w:val="28"/>
+        </w:rPr>
+        <w:t>—</w:t>
+      </w:r>
+      <w:r>
+        <w:rPr>
+          <w:rFonts w:ascii="Times New Roman" w:hAnsi="Times New Roman" w:cs="Times New Roman"/>
+          <w:sz w:val="28"/>
+          <w:szCs w:val="28"/>
+        </w:rPr>
+        <w:t> </w:t>
       </w:r>
       <w:proofErr w:type="spellStart"/>
       <w:r>
@@ -4547,7 +4682,23 @@
           <w:sz w:val="28"/>
           <w:szCs w:val="28"/>
         </w:rPr>
-        <w:t> — Команды</w:t>
+        <w:t>(</w:t>
+      </w:r>
+      <w:r>
+        <w:rPr>
+          <w:rFonts w:ascii="Times New Roman" w:hAnsi="Times New Roman" w:cs="Times New Roman"/>
+          <w:sz w:val="28"/>
+          <w:szCs w:val="28"/>
+        </w:rPr>
+        <w:t>Команды</w:t>
+      </w:r>
+      <w:r>
+        <w:rPr>
+          <w:rFonts w:ascii="Times New Roman" w:hAnsi="Times New Roman" w:cs="Times New Roman"/>
+          <w:sz w:val="28"/>
+          <w:szCs w:val="28"/>
+        </w:rPr>
+        <w:t>)</w:t>
       </w:r>
     </w:p>
     <w:tbl>
@@ -4857,23 +5008,13 @@
                 <w:lang w:val="en-US"/>
               </w:rPr>
             </w:pPr>
-            <w:proofErr w:type="gramStart"/>
-            <w:r>
-              <w:rPr>
-                <w:rFonts w:ascii="Times New Roman" w:hAnsi="Times New Roman" w:cs="Times New Roman"/>
-                <w:sz w:val="28"/>
-                <w:szCs w:val="28"/>
-              </w:rPr>
-              <w:t>VARCHAR(</w:t>
-            </w:r>
-            <w:proofErr w:type="gramEnd"/>
-            <w:r>
-              <w:rPr>
-                <w:rFonts w:ascii="Times New Roman" w:hAnsi="Times New Roman" w:cs="Times New Roman"/>
-                <w:sz w:val="28"/>
-                <w:szCs w:val="28"/>
-              </w:rPr>
-              <w:t>255)</w:t>
+            <w:r>
+              <w:rPr>
+                <w:rFonts w:ascii="Times New Roman" w:hAnsi="Times New Roman" w:cs="Times New Roman"/>
+                <w:sz w:val="28"/>
+                <w:szCs w:val="28"/>
+              </w:rPr>
+              <w:t>VARCHAR(255)</w:t>
             </w:r>
           </w:p>
         </w:tc>
@@ -4899,7 +5040,7 @@
                 <w:sz w:val="28"/>
                 <w:szCs w:val="28"/>
               </w:rPr>
-              <w:t>НЕ ПУСТОЕ</w:t>
+              <w:t xml:space="preserve">Не пустое поле </w:t>
             </w:r>
           </w:p>
         </w:tc>
@@ -5007,7 +5148,15 @@
                 <w:sz w:val="28"/>
                 <w:szCs w:val="28"/>
               </w:rPr>
-              <w:t>ПУСТОЕ</w:t>
+              <w:t>П</w:t>
+            </w:r>
+            <w:r>
+              <w:rPr>
+                <w:rFonts w:ascii="Times New Roman" w:hAnsi="Times New Roman" w:cs="Times New Roman"/>
+                <w:sz w:val="28"/>
+                <w:szCs w:val="28"/>
+              </w:rPr>
+              <w:t>устое поле</w:t>
             </w:r>
           </w:p>
         </w:tc>
@@ -5111,7 +5260,7 @@
                 <w:sz w:val="28"/>
                 <w:szCs w:val="28"/>
               </w:rPr>
-              <w:t>НЕ ПУСТОЕ</w:t>
+              <w:t>Не пустое поле</w:t>
             </w:r>
             <w:r>
               <w:rPr>
@@ -5263,7 +5412,7 @@
                 <w:sz w:val="28"/>
                 <w:szCs w:val="28"/>
               </w:rPr>
-              <w:t>НЕ ПУСТОЕ</w:t>
+              <w:t>Не пустое поле</w:t>
             </w:r>
             <w:r>
               <w:rPr>
@@ -5330,7 +5479,31 @@
           <w:szCs w:val="28"/>
         </w:rPr>
         <w:lastRenderedPageBreak/>
-        <w:t>Таблица </w:t>
+        <w:t>Таблица</w:t>
+      </w:r>
+      <w:r>
+        <w:rPr>
+          <w:rFonts w:ascii="Times New Roman" w:hAnsi="Times New Roman" w:cs="Times New Roman"/>
+          <w:sz w:val="28"/>
+          <w:szCs w:val="28"/>
+        </w:rPr>
+        <w:t xml:space="preserve"> 1.6.10 </w:t>
+      </w:r>
+      <w:r>
+        <w:rPr>
+          <w:rFonts w:ascii="Times New Roman" w:hAnsi="Times New Roman" w:cs="Times New Roman"/>
+          <w:sz w:val="28"/>
+          <w:szCs w:val="28"/>
+        </w:rPr>
+        <w:t>—</w:t>
+      </w:r>
+      <w:r>
+        <w:rPr>
+          <w:rFonts w:ascii="Times New Roman" w:hAnsi="Times New Roman" w:cs="Times New Roman"/>
+          <w:sz w:val="28"/>
+          <w:szCs w:val="28"/>
+        </w:rPr>
+        <w:t> </w:t>
       </w:r>
       <w:proofErr w:type="spellStart"/>
       <w:r>
@@ -5348,7 +5521,23 @@
           <w:sz w:val="28"/>
           <w:szCs w:val="28"/>
         </w:rPr>
-        <w:t> — Участие пользователей в командах</w:t>
+        <w:t>(</w:t>
+      </w:r>
+      <w:r>
+        <w:rPr>
+          <w:rFonts w:ascii="Times New Roman" w:hAnsi="Times New Roman" w:cs="Times New Roman"/>
+          <w:sz w:val="28"/>
+          <w:szCs w:val="28"/>
+        </w:rPr>
+        <w:t>Участие пользователей в командах</w:t>
+      </w:r>
+      <w:r>
+        <w:rPr>
+          <w:rFonts w:ascii="Times New Roman" w:hAnsi="Times New Roman" w:cs="Times New Roman"/>
+          <w:sz w:val="28"/>
+          <w:szCs w:val="28"/>
+        </w:rPr>
+        <w:t>)</w:t>
       </w:r>
     </w:p>
     <w:tbl>
@@ -5689,7 +5878,7 @@
                 <w:sz w:val="28"/>
                 <w:szCs w:val="28"/>
               </w:rPr>
-              <w:t>НЕ ПУСТОЕ</w:t>
+              <w:t>Не пустое поле</w:t>
             </w:r>
             <w:r>
               <w:rPr>
@@ -5853,7 +6042,7 @@
                 <w:sz w:val="28"/>
                 <w:szCs w:val="28"/>
               </w:rPr>
-              <w:t>НЕ ПУСТОЕ</w:t>
+              <w:t>Не пустое поле</w:t>
             </w:r>
             <w:r>
               <w:rPr>
@@ -5976,7 +6165,15 @@
                 <w:sz w:val="28"/>
                 <w:szCs w:val="28"/>
               </w:rPr>
-              <w:t>НЕ ПУСТОЕ</w:t>
+              <w:t xml:space="preserve">Не пустое </w:t>
+            </w:r>
+            <w:r>
+              <w:rPr>
+                <w:rFonts w:ascii="Times New Roman" w:hAnsi="Times New Roman" w:cs="Times New Roman"/>
+                <w:sz w:val="28"/>
+                <w:szCs w:val="28"/>
+              </w:rPr>
+              <w:t>поле</w:t>
             </w:r>
             <w:r>
               <w:rPr>
@@ -6140,7 +6337,7 @@
                 <w:sz w:val="28"/>
                 <w:szCs w:val="28"/>
               </w:rPr>
-              <w:t>НЕ ПУСТОЕ</w:t>
+              <w:t>Не пустое поле</w:t>
             </w:r>
             <w:r>
               <w:rPr>
@@ -6222,7 +6419,6 @@
         </w:rPr>
         <w:t>Дополнительно: </w:t>
       </w:r>
-      <w:proofErr w:type="gramStart"/>
       <w:r>
         <w:rPr>
           <w:rFonts w:ascii="Times New Roman" w:hAnsi="Times New Roman" w:cs="Times New Roman"/>
@@ -6240,7 +6436,6 @@
         <w:t>(</w:t>
       </w:r>
       <w:proofErr w:type="spellStart"/>
-      <w:proofErr w:type="gramEnd"/>
       <w:r>
         <w:rPr>
           <w:rFonts w:ascii="Times New Roman" w:hAnsi="Times New Roman" w:cs="Times New Roman"/>
@@ -6322,7 +6517,47 @@
           <w:szCs w:val="28"/>
         </w:rPr>
         <w:lastRenderedPageBreak/>
-        <w:t>Таблица </w:t>
+        <w:t>Таблица</w:t>
+      </w:r>
+      <w:r>
+        <w:rPr>
+          <w:rFonts w:ascii="Times New Roman" w:hAnsi="Times New Roman" w:cs="Times New Roman"/>
+          <w:sz w:val="28"/>
+          <w:szCs w:val="28"/>
+        </w:rPr>
+        <w:t xml:space="preserve"> 1.6.</w:t>
+      </w:r>
+      <w:r>
+        <w:rPr>
+          <w:rFonts w:ascii="Times New Roman" w:hAnsi="Times New Roman" w:cs="Times New Roman"/>
+          <w:sz w:val="28"/>
+          <w:szCs w:val="28"/>
+        </w:rPr>
+        <w:t xml:space="preserve"> </w:t>
+      </w:r>
+      <w:r>
+        <w:rPr>
+          <w:rFonts w:ascii="Times New Roman" w:hAnsi="Times New Roman" w:cs="Times New Roman"/>
+          <w:sz w:val="28"/>
+          <w:szCs w:val="28"/>
+        </w:rPr>
+        <w:t xml:space="preserve">11 </w:t>
+      </w:r>
+      <w:r>
+        <w:rPr>
+          <w:rFonts w:ascii="Times New Roman" w:hAnsi="Times New Roman" w:cs="Times New Roman"/>
+          <w:sz w:val="28"/>
+          <w:szCs w:val="28"/>
+        </w:rPr>
+        <w:t>—</w:t>
+      </w:r>
+      <w:r>
+        <w:rPr>
+          <w:rFonts w:ascii="Times New Roman" w:hAnsi="Times New Roman" w:cs="Times New Roman"/>
+          <w:sz w:val="28"/>
+          <w:szCs w:val="28"/>
+        </w:rPr>
+        <w:t> </w:t>
       </w:r>
       <w:proofErr w:type="spellStart"/>
       <w:r>
@@ -6340,7 +6575,23 @@
           <w:sz w:val="28"/>
           <w:szCs w:val="28"/>
         </w:rPr>
-        <w:t> — Приглашения в команды</w:t>
+        <w:t>(</w:t>
+      </w:r>
+      <w:r>
+        <w:rPr>
+          <w:rFonts w:ascii="Times New Roman" w:hAnsi="Times New Roman" w:cs="Times New Roman"/>
+          <w:sz w:val="28"/>
+          <w:szCs w:val="28"/>
+        </w:rPr>
+        <w:t>Приглашения в команды</w:t>
+      </w:r>
+      <w:r>
+        <w:rPr>
+          <w:rFonts w:ascii="Times New Roman" w:hAnsi="Times New Roman" w:cs="Times New Roman"/>
+          <w:sz w:val="28"/>
+          <w:szCs w:val="28"/>
+        </w:rPr>
+        <w:t>)</w:t>
       </w:r>
     </w:p>
     <w:tbl>
@@ -6650,23 +6901,13 @@
                 <w:lang w:val="en-US"/>
               </w:rPr>
             </w:pPr>
-            <w:proofErr w:type="gramStart"/>
-            <w:r>
-              <w:rPr>
-                <w:rFonts w:ascii="Times New Roman" w:hAnsi="Times New Roman" w:cs="Times New Roman"/>
-                <w:sz w:val="28"/>
-                <w:szCs w:val="28"/>
-              </w:rPr>
-              <w:t>VARCHAR(</w:t>
-            </w:r>
-            <w:proofErr w:type="gramEnd"/>
-            <w:r>
-              <w:rPr>
-                <w:rFonts w:ascii="Times New Roman" w:hAnsi="Times New Roman" w:cs="Times New Roman"/>
-                <w:sz w:val="28"/>
-                <w:szCs w:val="28"/>
-              </w:rPr>
-              <w:t>100)</w:t>
+            <w:r>
+              <w:rPr>
+                <w:rFonts w:ascii="Times New Roman" w:hAnsi="Times New Roman" w:cs="Times New Roman"/>
+                <w:sz w:val="28"/>
+                <w:szCs w:val="28"/>
+              </w:rPr>
+              <w:t>VARCHAR(100)</w:t>
             </w:r>
           </w:p>
         </w:tc>
@@ -6683,32 +6924,15 @@
                 <w:rFonts w:ascii="Times New Roman" w:hAnsi="Times New Roman" w:cs="Times New Roman"/>
                 <w:sz w:val="28"/>
                 <w:szCs w:val="28"/>
-                <w:lang w:val="en-US"/>
-              </w:rPr>
-            </w:pPr>
-            <w:r>
-              <w:rPr>
-                <w:rFonts w:ascii="Times New Roman" w:hAnsi="Times New Roman" w:cs="Times New Roman"/>
-                <w:sz w:val="28"/>
-                <w:szCs w:val="28"/>
-              </w:rPr>
-              <w:t>НЕ ПУСТОЕ</w:t>
-            </w:r>
-            <w:r>
-              <w:rPr>
-                <w:rFonts w:ascii="Times New Roman" w:hAnsi="Times New Roman" w:cs="Times New Roman"/>
-                <w:sz w:val="28"/>
-                <w:szCs w:val="28"/>
-              </w:rPr>
-              <w:t xml:space="preserve">, </w:t>
-            </w:r>
-            <w:r>
-              <w:rPr>
-                <w:rFonts w:ascii="Times New Roman" w:hAnsi="Times New Roman" w:cs="Times New Roman"/>
-                <w:sz w:val="28"/>
-                <w:szCs w:val="28"/>
-              </w:rPr>
-              <w:t>УНИКАЛЬНОЕ</w:t>
+              </w:rPr>
+            </w:pPr>
+            <w:r>
+              <w:rPr>
+                <w:rFonts w:ascii="Times New Roman" w:hAnsi="Times New Roman" w:cs="Times New Roman"/>
+                <w:sz w:val="28"/>
+                <w:szCs w:val="28"/>
+              </w:rPr>
+              <w:t>уникальное и не пустое поле</w:t>
             </w:r>
           </w:p>
         </w:tc>
@@ -6815,7 +7039,7 @@
                 <w:sz w:val="28"/>
                 <w:szCs w:val="28"/>
               </w:rPr>
-              <w:t>НЕ ПУСТОЕ</w:t>
+              <w:t>Не пустое поле</w:t>
             </w:r>
             <w:r>
               <w:rPr>
@@ -6979,7 +7203,7 @@
                 <w:sz w:val="28"/>
                 <w:szCs w:val="28"/>
               </w:rPr>
-              <w:t>НЕ ПУСТОЕ</w:t>
+              <w:t>Не пустое поле</w:t>
             </w:r>
             <w:r>
               <w:rPr>
@@ -7102,7 +7326,7 @@
                 <w:sz w:val="28"/>
                 <w:szCs w:val="28"/>
               </w:rPr>
-              <w:t>НЕ ПУСТОЕ</w:t>
+              <w:t xml:space="preserve">Не пустое поле </w:t>
             </w:r>
             <w:r>
               <w:rPr>
@@ -7255,7 +7479,7 @@
                 <w:sz w:val="28"/>
                 <w:szCs w:val="28"/>
               </w:rPr>
-              <w:t>НЕ ПУСТОЕ</w:t>
+              <w:t>Не пустое поле</w:t>
             </w:r>
           </w:p>
         </w:tc>
@@ -7359,7 +7583,7 @@
                 <w:sz w:val="28"/>
                 <w:szCs w:val="28"/>
               </w:rPr>
-              <w:t>НЕ ПУСТОЕ</w:t>
+              <w:t>Не пустое поле</w:t>
             </w:r>
             <w:r>
               <w:rPr>
@@ -7466,7 +7690,47 @@
           <w:szCs w:val="28"/>
         </w:rPr>
         <w:lastRenderedPageBreak/>
-        <w:t>Таблица </w:t>
+        <w:t>Таблица</w:t>
+      </w:r>
+      <w:r>
+        <w:rPr>
+          <w:rFonts w:ascii="Times New Roman" w:hAnsi="Times New Roman" w:cs="Times New Roman"/>
+          <w:sz w:val="28"/>
+          <w:szCs w:val="28"/>
+        </w:rPr>
+        <w:t xml:space="preserve"> 1.6.</w:t>
+      </w:r>
+      <w:r>
+        <w:rPr>
+          <w:rFonts w:ascii="Times New Roman" w:hAnsi="Times New Roman" w:cs="Times New Roman"/>
+          <w:sz w:val="28"/>
+          <w:szCs w:val="28"/>
+        </w:rPr>
+        <w:t xml:space="preserve"> </w:t>
+      </w:r>
+      <w:r>
+        <w:rPr>
+          <w:rFonts w:ascii="Times New Roman" w:hAnsi="Times New Roman" w:cs="Times New Roman"/>
+          <w:sz w:val="28"/>
+          <w:szCs w:val="28"/>
+        </w:rPr>
+        <w:t xml:space="preserve">12 </w:t>
+      </w:r>
+      <w:r>
+        <w:rPr>
+          <w:rFonts w:ascii="Times New Roman" w:hAnsi="Times New Roman" w:cs="Times New Roman"/>
+          <w:sz w:val="28"/>
+          <w:szCs w:val="28"/>
+        </w:rPr>
+        <w:t>—</w:t>
+      </w:r>
+      <w:r>
+        <w:rPr>
+          <w:rFonts w:ascii="Times New Roman" w:hAnsi="Times New Roman" w:cs="Times New Roman"/>
+          <w:sz w:val="28"/>
+          <w:szCs w:val="28"/>
+        </w:rPr>
+        <w:t> </w:t>
       </w:r>
       <w:proofErr w:type="spellStart"/>
       <w:r>
@@ -7484,7 +7748,23 @@
           <w:sz w:val="28"/>
           <w:szCs w:val="28"/>
         </w:rPr>
-        <w:t> — Задачи (документы базы знаний)</w:t>
+        <w:t>(</w:t>
+      </w:r>
+      <w:r>
+        <w:rPr>
+          <w:rFonts w:ascii="Times New Roman" w:hAnsi="Times New Roman" w:cs="Times New Roman"/>
+          <w:sz w:val="28"/>
+          <w:szCs w:val="28"/>
+        </w:rPr>
+        <w:t>Задач</w:t>
+      </w:r>
+      <w:r>
+        <w:rPr>
+          <w:rFonts w:ascii="Times New Roman" w:hAnsi="Times New Roman" w:cs="Times New Roman"/>
+          <w:sz w:val="28"/>
+          <w:szCs w:val="28"/>
+        </w:rPr>
+        <w:t>и)</w:t>
       </w:r>
     </w:p>
     <w:tbl>
@@ -7825,7 +8105,7 @@
                 <w:sz w:val="28"/>
                 <w:szCs w:val="28"/>
               </w:rPr>
-              <w:t>НЕ ПУСТОЕ</w:t>
+              <w:t>Не пустое поле</w:t>
             </w:r>
             <w:r>
               <w:rPr>
@@ -7958,23 +8238,13 @@
                 <w:lang w:val="en-US"/>
               </w:rPr>
             </w:pPr>
-            <w:proofErr w:type="gramStart"/>
-            <w:r>
-              <w:rPr>
-                <w:rFonts w:ascii="Times New Roman" w:hAnsi="Times New Roman" w:cs="Times New Roman"/>
-                <w:sz w:val="28"/>
-                <w:szCs w:val="28"/>
-              </w:rPr>
-              <w:t>VARCHAR(</w:t>
-            </w:r>
-            <w:proofErr w:type="gramEnd"/>
-            <w:r>
-              <w:rPr>
-                <w:rFonts w:ascii="Times New Roman" w:hAnsi="Times New Roman" w:cs="Times New Roman"/>
-                <w:sz w:val="28"/>
-                <w:szCs w:val="28"/>
-              </w:rPr>
-              <w:t>500)</w:t>
+            <w:r>
+              <w:rPr>
+                <w:rFonts w:ascii="Times New Roman" w:hAnsi="Times New Roman" w:cs="Times New Roman"/>
+                <w:sz w:val="28"/>
+                <w:szCs w:val="28"/>
+              </w:rPr>
+              <w:t>VARCHAR(500)</w:t>
             </w:r>
           </w:p>
         </w:tc>
@@ -8000,7 +8270,7 @@
                 <w:sz w:val="28"/>
                 <w:szCs w:val="28"/>
               </w:rPr>
-              <w:t>НЕ ПУСТОЕ</w:t>
+              <w:t>Не пустое поле</w:t>
             </w:r>
           </w:p>
         </w:tc>
@@ -8126,7 +8396,7 @@
                 <w:sz w:val="28"/>
                 <w:szCs w:val="28"/>
               </w:rPr>
-              <w:t>ПУСТОЕ</w:t>
+              <w:t>Пустое поле</w:t>
             </w:r>
           </w:p>
         </w:tc>
@@ -8233,7 +8503,7 @@
                 <w:sz w:val="28"/>
                 <w:szCs w:val="28"/>
               </w:rPr>
-              <w:t>НЕ ПУСТОЕ</w:t>
+              <w:t>Не пустое поле</w:t>
             </w:r>
             <w:r>
               <w:rPr>
@@ -8386,16 +8656,15 @@
                 <w:rFonts w:ascii="Times New Roman" w:hAnsi="Times New Roman" w:cs="Times New Roman"/>
                 <w:sz w:val="28"/>
                 <w:szCs w:val="28"/>
-                <w:lang w:val="en-US"/>
-              </w:rPr>
-            </w:pPr>
-            <w:r>
-              <w:rPr>
-                <w:rFonts w:ascii="Times New Roman" w:hAnsi="Times New Roman" w:cs="Times New Roman"/>
-                <w:sz w:val="28"/>
-                <w:szCs w:val="28"/>
-              </w:rPr>
-              <w:t>ПУСТОЕ</w:t>
+              </w:rPr>
+            </w:pPr>
+            <w:r>
+              <w:rPr>
+                <w:rFonts w:ascii="Times New Roman" w:hAnsi="Times New Roman" w:cs="Times New Roman"/>
+                <w:sz w:val="28"/>
+                <w:szCs w:val="28"/>
+              </w:rPr>
+              <w:t>Пустое поле</w:t>
             </w:r>
             <w:r>
               <w:rPr>
@@ -8515,7 +8784,7 @@
                 <w:sz w:val="28"/>
                 <w:szCs w:val="28"/>
               </w:rPr>
-              <w:t>НЕ ПУСТОЕ</w:t>
+              <w:t>Не пустое поле</w:t>
             </w:r>
             <w:r>
               <w:rPr>
@@ -8668,7 +8937,7 @@
                 <w:sz w:val="28"/>
                 <w:szCs w:val="28"/>
               </w:rPr>
-              <w:t>ПУСТОЕ</w:t>
+              <w:t>Пустое поле</w:t>
             </w:r>
             <w:r>
               <w:rPr>
@@ -8780,7 +9049,7 @@
                 <w:sz w:val="28"/>
                 <w:szCs w:val="28"/>
               </w:rPr>
-              <w:t>НЕ ПУСТОЕ</w:t>
+              <w:t>Не пустое поле</w:t>
             </w:r>
             <w:r>
               <w:rPr>
@@ -8804,31 +9073,12 @@
     </w:tbl>
     <w:p>
       <w:pPr>
-        <w:spacing w:line="360" w:lineRule="auto"/>
-        <w:jc w:val="center"/>
         <w:rPr>
           <w:rFonts w:ascii="Times New Roman" w:hAnsi="Times New Roman" w:cs="Times New Roman"/>
           <w:sz w:val="28"/>
           <w:szCs w:val="28"/>
         </w:rPr>
       </w:pPr>
-    </w:p>
-    <w:p>
-      <w:pPr>
-        <w:rPr>
-          <w:rFonts w:ascii="Times New Roman" w:hAnsi="Times New Roman" w:cs="Times New Roman"/>
-          <w:sz w:val="28"/>
-          <w:szCs w:val="28"/>
-        </w:rPr>
-      </w:pPr>
-      <w:r>
-        <w:rPr>
-          <w:rFonts w:ascii="Times New Roman" w:hAnsi="Times New Roman" w:cs="Times New Roman"/>
-          <w:sz w:val="28"/>
-          <w:szCs w:val="28"/>
-        </w:rPr>
-        <w:br w:type="page"/>
-      </w:r>
     </w:p>
     <w:p>
       <w:pPr>
@@ -8847,7 +9097,31 @@
           <w:szCs w:val="28"/>
         </w:rPr>
         <w:lastRenderedPageBreak/>
-        <w:t>Таблица </w:t>
+        <w:t>Таблица</w:t>
+      </w:r>
+      <w:r>
+        <w:rPr>
+          <w:rFonts w:ascii="Times New Roman" w:hAnsi="Times New Roman" w:cs="Times New Roman"/>
+          <w:sz w:val="28"/>
+          <w:szCs w:val="28"/>
+        </w:rPr>
+        <w:t xml:space="preserve"> 1.6.13 </w:t>
+      </w:r>
+      <w:r>
+        <w:rPr>
+          <w:rFonts w:ascii="Times New Roman" w:hAnsi="Times New Roman" w:cs="Times New Roman"/>
+          <w:sz w:val="28"/>
+          <w:szCs w:val="28"/>
+        </w:rPr>
+        <w:t>—</w:t>
+      </w:r>
+      <w:r>
+        <w:rPr>
+          <w:rFonts w:ascii="Times New Roman" w:hAnsi="Times New Roman" w:cs="Times New Roman"/>
+          <w:sz w:val="28"/>
+          <w:szCs w:val="28"/>
+        </w:rPr>
+        <w:t> </w:t>
       </w:r>
       <w:proofErr w:type="spellStart"/>
       <w:r>
@@ -8865,7 +9139,23 @@
           <w:sz w:val="28"/>
           <w:szCs w:val="28"/>
         </w:rPr>
-        <w:t> — История изменений задач</w:t>
+        <w:t>(</w:t>
+      </w:r>
+      <w:r>
+        <w:rPr>
+          <w:rFonts w:ascii="Times New Roman" w:hAnsi="Times New Roman" w:cs="Times New Roman"/>
+          <w:sz w:val="28"/>
+          <w:szCs w:val="28"/>
+        </w:rPr>
+        <w:t>История изменений задач</w:t>
+      </w:r>
+      <w:r>
+        <w:rPr>
+          <w:rFonts w:ascii="Times New Roman" w:hAnsi="Times New Roman" w:cs="Times New Roman"/>
+          <w:sz w:val="28"/>
+          <w:szCs w:val="28"/>
+        </w:rPr>
+        <w:t>)</w:t>
       </w:r>
     </w:p>
     <w:tbl>
@@ -9206,7 +9496,7 @@
                 <w:sz w:val="28"/>
                 <w:szCs w:val="28"/>
               </w:rPr>
-              <w:t>НЕ ПУСТОЕ</w:t>
+              <w:t>Не пустое поле</w:t>
             </w:r>
             <w:r>
               <w:rPr>
@@ -9329,7 +9619,7 @@
                 <w:sz w:val="28"/>
                 <w:szCs w:val="28"/>
               </w:rPr>
-              <w:t>НЕ ПУСТОЕ</w:t>
+              <w:t>Не пустое поле</w:t>
             </w:r>
             <w:r>
               <w:rPr>
@@ -9452,7 +9742,7 @@
                 <w:sz w:val="28"/>
                 <w:szCs w:val="28"/>
               </w:rPr>
-              <w:t>НЕ ПУСТОЕ</w:t>
+              <w:t>Не пустое поле</w:t>
             </w:r>
             <w:r>
               <w:rPr>
@@ -9625,7 +9915,7 @@
                 <w:sz w:val="28"/>
                 <w:szCs w:val="28"/>
               </w:rPr>
-              <w:t>НЕ ПУСТОЕ</w:t>
+              <w:t>Не пустое поле</w:t>
             </w:r>
           </w:p>
         </w:tc>
@@ -9729,7 +10019,7 @@
                 <w:sz w:val="28"/>
                 <w:szCs w:val="28"/>
               </w:rPr>
-              <w:t>НЕ ПУСТОЕ</w:t>
+              <w:t>Не пустое поле</w:t>
             </w:r>
           </w:p>
         </w:tc>
@@ -9833,7 +10123,7 @@
                 <w:sz w:val="28"/>
                 <w:szCs w:val="28"/>
               </w:rPr>
-              <w:t>ПУСТОЕ</w:t>
+              <w:t>Пустое поле</w:t>
             </w:r>
           </w:p>
         </w:tc>
@@ -9883,7 +10173,31 @@
           <w:szCs w:val="28"/>
         </w:rPr>
         <w:lastRenderedPageBreak/>
-        <w:t>Таблица </w:t>
+        <w:t>Таблица</w:t>
+      </w:r>
+      <w:r>
+        <w:rPr>
+          <w:rFonts w:ascii="Times New Roman" w:hAnsi="Times New Roman" w:cs="Times New Roman"/>
+          <w:sz w:val="28"/>
+          <w:szCs w:val="28"/>
+        </w:rPr>
+        <w:t xml:space="preserve"> 1.6.14 </w:t>
+      </w:r>
+      <w:r>
+        <w:rPr>
+          <w:rFonts w:ascii="Times New Roman" w:hAnsi="Times New Roman" w:cs="Times New Roman"/>
+          <w:sz w:val="28"/>
+          <w:szCs w:val="28"/>
+        </w:rPr>
+        <w:t>—</w:t>
+      </w:r>
+      <w:r>
+        <w:rPr>
+          <w:rFonts w:ascii="Times New Roman" w:hAnsi="Times New Roman" w:cs="Times New Roman"/>
+          <w:sz w:val="28"/>
+          <w:szCs w:val="28"/>
+        </w:rPr>
+        <w:t> </w:t>
       </w:r>
       <w:proofErr w:type="spellStart"/>
       <w:r>
@@ -9901,7 +10215,23 @@
           <w:sz w:val="28"/>
           <w:szCs w:val="28"/>
         </w:rPr>
-        <w:t> — Замечания на доработку</w:t>
+        <w:t>(</w:t>
+      </w:r>
+      <w:r>
+        <w:rPr>
+          <w:rFonts w:ascii="Times New Roman" w:hAnsi="Times New Roman" w:cs="Times New Roman"/>
+          <w:sz w:val="28"/>
+          <w:szCs w:val="28"/>
+        </w:rPr>
+        <w:t>Замечания на доработку</w:t>
+      </w:r>
+      <w:r>
+        <w:rPr>
+          <w:rFonts w:ascii="Times New Roman" w:hAnsi="Times New Roman" w:cs="Times New Roman"/>
+          <w:sz w:val="28"/>
+          <w:szCs w:val="28"/>
+        </w:rPr>
+        <w:t>)</w:t>
       </w:r>
     </w:p>
     <w:tbl>
@@ -10242,7 +10572,7 @@
                 <w:sz w:val="28"/>
                 <w:szCs w:val="28"/>
               </w:rPr>
-              <w:t>НЕ ПУСТОЕ</w:t>
+              <w:t>Не пустое поле</w:t>
             </w:r>
             <w:r>
               <w:rPr>
@@ -10365,7 +10695,7 @@
                 <w:sz w:val="28"/>
                 <w:szCs w:val="28"/>
               </w:rPr>
-              <w:t>ПУСТОЕ</w:t>
+              <w:t>пустое поле</w:t>
             </w:r>
             <w:r>
               <w:rPr>
@@ -10529,7 +10859,7 @@
                 <w:sz w:val="28"/>
                 <w:szCs w:val="28"/>
               </w:rPr>
-              <w:t>НЕ ПУСТОЕ</w:t>
+              <w:t>Не пустое поле</w:t>
             </w:r>
             <w:r>
               <w:rPr>
@@ -10621,23 +10951,13 @@
                 <w:lang w:val="en-US"/>
               </w:rPr>
             </w:pPr>
-            <w:proofErr w:type="gramStart"/>
-            <w:r>
-              <w:rPr>
-                <w:rFonts w:ascii="Times New Roman" w:hAnsi="Times New Roman" w:cs="Times New Roman"/>
-                <w:sz w:val="28"/>
-                <w:szCs w:val="28"/>
-              </w:rPr>
-              <w:t>VARCHAR(</w:t>
-            </w:r>
-            <w:proofErr w:type="gramEnd"/>
-            <w:r>
-              <w:rPr>
-                <w:rFonts w:ascii="Times New Roman" w:hAnsi="Times New Roman" w:cs="Times New Roman"/>
-                <w:sz w:val="28"/>
-                <w:szCs w:val="28"/>
-              </w:rPr>
-              <w:t>255)</w:t>
+            <w:r>
+              <w:rPr>
+                <w:rFonts w:ascii="Times New Roman" w:hAnsi="Times New Roman" w:cs="Times New Roman"/>
+                <w:sz w:val="28"/>
+                <w:szCs w:val="28"/>
+              </w:rPr>
+              <w:t>VARCHAR(255)</w:t>
             </w:r>
           </w:p>
         </w:tc>
@@ -10662,15 +10982,23 @@
                 <w:sz w:val="28"/>
                 <w:szCs w:val="28"/>
               </w:rPr>
-              <w:t>НЕ ПУСТОЕ</w:t>
-            </w:r>
-            <w:r>
-              <w:rPr>
-                <w:rFonts w:ascii="Times New Roman" w:hAnsi="Times New Roman" w:cs="Times New Roman"/>
-                <w:sz w:val="28"/>
-                <w:szCs w:val="28"/>
-              </w:rPr>
-              <w:t xml:space="preserve"> (номер строки или блока)</w:t>
+              <w:t>Не пустое поле</w:t>
+            </w:r>
+            <w:r>
+              <w:rPr>
+                <w:rFonts w:ascii="Times New Roman" w:hAnsi="Times New Roman" w:cs="Times New Roman"/>
+                <w:sz w:val="28"/>
+                <w:szCs w:val="28"/>
+              </w:rPr>
+              <w:t xml:space="preserve"> </w:t>
+            </w:r>
+            <w:r>
+              <w:rPr>
+                <w:rFonts w:ascii="Times New Roman" w:hAnsi="Times New Roman" w:cs="Times New Roman"/>
+                <w:sz w:val="28"/>
+                <w:szCs w:val="28"/>
+              </w:rPr>
+              <w:t>(номер строки или блока)</w:t>
             </w:r>
           </w:p>
         </w:tc>
@@ -10774,7 +11102,7 @@
                 <w:sz w:val="28"/>
                 <w:szCs w:val="28"/>
               </w:rPr>
-              <w:t>НЕ ПУСТОЕ</w:t>
+              <w:t>Не пустое поле</w:t>
             </w:r>
           </w:p>
         </w:tc>
@@ -10878,7 +11206,7 @@
                 <w:sz w:val="28"/>
                 <w:szCs w:val="28"/>
               </w:rPr>
-              <w:t>НЕ ПУСТОЕ</w:t>
+              <w:t>Не пустое поле</w:t>
             </w:r>
             <w:r>
               <w:rPr>
@@ -11030,7 +11358,7 @@
                 <w:sz w:val="28"/>
                 <w:szCs w:val="28"/>
               </w:rPr>
-              <w:t>НЕ ПУСТОЕ</w:t>
+              <w:t>Не пустое поле</w:t>
             </w:r>
             <w:r>
               <w:rPr>
@@ -11138,7 +11466,31 @@
           <w:szCs w:val="28"/>
         </w:rPr>
         <w:lastRenderedPageBreak/>
-        <w:t>Таблица </w:t>
+        <w:t>Таблица</w:t>
+      </w:r>
+      <w:r>
+        <w:rPr>
+          <w:rFonts w:ascii="Times New Roman" w:hAnsi="Times New Roman" w:cs="Times New Roman"/>
+          <w:sz w:val="28"/>
+          <w:szCs w:val="28"/>
+        </w:rPr>
+        <w:t xml:space="preserve"> 1.6.15 </w:t>
+      </w:r>
+      <w:r>
+        <w:rPr>
+          <w:rFonts w:ascii="Times New Roman" w:hAnsi="Times New Roman" w:cs="Times New Roman"/>
+          <w:sz w:val="28"/>
+          <w:szCs w:val="28"/>
+        </w:rPr>
+        <w:t>—</w:t>
+      </w:r>
+      <w:r>
+        <w:rPr>
+          <w:rFonts w:ascii="Times New Roman" w:hAnsi="Times New Roman" w:cs="Times New Roman"/>
+          <w:sz w:val="28"/>
+          <w:szCs w:val="28"/>
+        </w:rPr>
+        <w:t> </w:t>
       </w:r>
       <w:proofErr w:type="spellStart"/>
       <w:r>
@@ -11156,7 +11508,23 @@
           <w:sz w:val="28"/>
           <w:szCs w:val="28"/>
         </w:rPr>
-        <w:t> — Уведомления</w:t>
+        <w:t>(</w:t>
+      </w:r>
+      <w:r>
+        <w:rPr>
+          <w:rFonts w:ascii="Times New Roman" w:hAnsi="Times New Roman" w:cs="Times New Roman"/>
+          <w:sz w:val="28"/>
+          <w:szCs w:val="28"/>
+        </w:rPr>
+        <w:t>Уведомления</w:t>
+      </w:r>
+      <w:r>
+        <w:rPr>
+          <w:rFonts w:ascii="Times New Roman" w:hAnsi="Times New Roman" w:cs="Times New Roman"/>
+          <w:sz w:val="28"/>
+          <w:szCs w:val="28"/>
+        </w:rPr>
+        <w:t>)</w:t>
       </w:r>
     </w:p>
     <w:tbl>
@@ -11497,7 +11865,7 @@
                 <w:sz w:val="28"/>
                 <w:szCs w:val="28"/>
               </w:rPr>
-              <w:t>НЕ ПУСТОЕ</w:t>
+              <w:t>Не пустое поле</w:t>
             </w:r>
             <w:r>
               <w:rPr>
@@ -11612,16 +11980,15 @@
                 <w:rFonts w:ascii="Times New Roman" w:hAnsi="Times New Roman" w:cs="Times New Roman"/>
                 <w:sz w:val="28"/>
                 <w:szCs w:val="28"/>
-                <w:lang w:val="en-US"/>
-              </w:rPr>
-            </w:pPr>
-            <w:r>
-              <w:rPr>
-                <w:rFonts w:ascii="Times New Roman" w:hAnsi="Times New Roman" w:cs="Times New Roman"/>
-                <w:sz w:val="28"/>
-                <w:szCs w:val="28"/>
-              </w:rPr>
-              <w:t>ПУСТОЕ</w:t>
+              </w:rPr>
+            </w:pPr>
+            <w:r>
+              <w:rPr>
+                <w:rFonts w:ascii="Times New Roman" w:hAnsi="Times New Roman" w:cs="Times New Roman"/>
+                <w:sz w:val="28"/>
+                <w:szCs w:val="28"/>
+              </w:rPr>
+              <w:t>Пустое поле</w:t>
             </w:r>
             <w:r>
               <w:rPr>
@@ -11745,7 +12112,7 @@
                 <w:sz w:val="28"/>
                 <w:szCs w:val="28"/>
               </w:rPr>
-              <w:t>НЕ ПУСТОЕ</w:t>
+              <w:t>Не пустое поле</w:t>
             </w:r>
           </w:p>
         </w:tc>
@@ -11852,7 +12219,7 @@
                 <w:sz w:val="28"/>
                 <w:szCs w:val="28"/>
               </w:rPr>
-              <w:t>НЕ ПУСТОЕ</w:t>
+              <w:t>Не пустое поле</w:t>
             </w:r>
             <w:r>
               <w:rPr>
@@ -12004,7 +12371,7 @@
                 <w:sz w:val="28"/>
                 <w:szCs w:val="28"/>
               </w:rPr>
-              <w:t>НЕ ПУСТОЕ</w:t>
+              <w:t>Не пустое поле</w:t>
             </w:r>
             <w:r>
               <w:rPr>
@@ -12111,7 +12478,31 @@
           <w:szCs w:val="28"/>
         </w:rPr>
         <w:lastRenderedPageBreak/>
-        <w:t>Таблица </w:t>
+        <w:t>Таблица</w:t>
+      </w:r>
+      <w:r>
+        <w:rPr>
+          <w:rFonts w:ascii="Times New Roman" w:hAnsi="Times New Roman" w:cs="Times New Roman"/>
+          <w:sz w:val="28"/>
+          <w:szCs w:val="28"/>
+        </w:rPr>
+        <w:t xml:space="preserve"> 1.6.16 </w:t>
+      </w:r>
+      <w:r>
+        <w:rPr>
+          <w:rFonts w:ascii="Times New Roman" w:hAnsi="Times New Roman" w:cs="Times New Roman"/>
+          <w:sz w:val="28"/>
+          <w:szCs w:val="28"/>
+        </w:rPr>
+        <w:t>—</w:t>
+      </w:r>
+      <w:r>
+        <w:rPr>
+          <w:rFonts w:ascii="Times New Roman" w:hAnsi="Times New Roman" w:cs="Times New Roman"/>
+          <w:sz w:val="28"/>
+          <w:szCs w:val="28"/>
+        </w:rPr>
+        <w:t> </w:t>
       </w:r>
       <w:proofErr w:type="spellStart"/>
       <w:r>
@@ -12129,7 +12520,23 @@
           <w:sz w:val="28"/>
           <w:szCs w:val="28"/>
         </w:rPr>
-        <w:t> — Обращения в техподдержку</w:t>
+        <w:t>(</w:t>
+      </w:r>
+      <w:r>
+        <w:rPr>
+          <w:rFonts w:ascii="Times New Roman" w:hAnsi="Times New Roman" w:cs="Times New Roman"/>
+          <w:sz w:val="28"/>
+          <w:szCs w:val="28"/>
+        </w:rPr>
+        <w:t>Обращения в техподдержку</w:t>
+      </w:r>
+      <w:r>
+        <w:rPr>
+          <w:rFonts w:ascii="Times New Roman" w:hAnsi="Times New Roman" w:cs="Times New Roman"/>
+          <w:sz w:val="28"/>
+          <w:szCs w:val="28"/>
+        </w:rPr>
+        <w:t>)</w:t>
       </w:r>
     </w:p>
     <w:tbl>
@@ -12470,7 +12877,7 @@
                 <w:sz w:val="28"/>
                 <w:szCs w:val="28"/>
               </w:rPr>
-              <w:t>НЕ ПУСТОЕ</w:t>
+              <w:t>Не пустое поле</w:t>
             </w:r>
             <w:r>
               <w:rPr>
@@ -12562,23 +12969,13 @@
                 <w:lang w:val="en-US"/>
               </w:rPr>
             </w:pPr>
-            <w:proofErr w:type="gramStart"/>
-            <w:r>
-              <w:rPr>
-                <w:rFonts w:ascii="Times New Roman" w:hAnsi="Times New Roman" w:cs="Times New Roman"/>
-                <w:sz w:val="28"/>
-                <w:szCs w:val="28"/>
-              </w:rPr>
-              <w:t>VARCHAR(</w:t>
-            </w:r>
-            <w:proofErr w:type="gramEnd"/>
-            <w:r>
-              <w:rPr>
-                <w:rFonts w:ascii="Times New Roman" w:hAnsi="Times New Roman" w:cs="Times New Roman"/>
-                <w:sz w:val="28"/>
-                <w:szCs w:val="28"/>
-              </w:rPr>
-              <w:t>500)</w:t>
+            <w:r>
+              <w:rPr>
+                <w:rFonts w:ascii="Times New Roman" w:hAnsi="Times New Roman" w:cs="Times New Roman"/>
+                <w:sz w:val="28"/>
+                <w:szCs w:val="28"/>
+              </w:rPr>
+              <w:t>VARCHAR(500)</w:t>
             </w:r>
           </w:p>
         </w:tc>
@@ -12604,7 +13001,7 @@
                 <w:sz w:val="28"/>
                 <w:szCs w:val="28"/>
               </w:rPr>
-              <w:t>НЕ ПУСТОЕ</w:t>
+              <w:t>Не пустое поле</w:t>
             </w:r>
           </w:p>
         </w:tc>
@@ -12712,7 +13109,7 @@
                 <w:sz w:val="28"/>
                 <w:szCs w:val="28"/>
               </w:rPr>
-              <w:t>НЕ ПУСТОЕ</w:t>
+              <w:t>Не пустое поле</w:t>
             </w:r>
           </w:p>
         </w:tc>
@@ -12819,7 +13216,7 @@
                 <w:sz w:val="28"/>
                 <w:szCs w:val="28"/>
               </w:rPr>
-              <w:t>НЕ ПУСТОЕ</w:t>
+              <w:t>Не пустое поле</w:t>
             </w:r>
             <w:r>
               <w:rPr>
@@ -12867,7 +13264,7 @@
                 <w:sz w:val="28"/>
                 <w:szCs w:val="28"/>
               </w:rPr>
-              <w:t>ТЕКУЩЕЕ ВРЕМЯ</w:t>
+              <w:t>текущее время</w:t>
             </w:r>
           </w:p>
         </w:tc>
@@ -12972,7 +13369,7 @@
                 <w:sz w:val="28"/>
                 <w:szCs w:val="28"/>
               </w:rPr>
-              <w:t>ПУСТОЕ</w:t>
+              <w:t>Пустое поле</w:t>
             </w:r>
           </w:p>
         </w:tc>
@@ -13068,16 +13465,15 @@
                 <w:rFonts w:ascii="Times New Roman" w:hAnsi="Times New Roman" w:cs="Times New Roman"/>
                 <w:sz w:val="28"/>
                 <w:szCs w:val="28"/>
-                <w:lang w:val="en-US"/>
-              </w:rPr>
-            </w:pPr>
-            <w:r>
-              <w:rPr>
-                <w:rFonts w:ascii="Times New Roman" w:hAnsi="Times New Roman" w:cs="Times New Roman"/>
-                <w:sz w:val="28"/>
-                <w:szCs w:val="28"/>
-              </w:rPr>
-              <w:t>ПУСТОЕ</w:t>
+              </w:rPr>
+            </w:pPr>
+            <w:r>
+              <w:rPr>
+                <w:rFonts w:ascii="Times New Roman" w:hAnsi="Times New Roman" w:cs="Times New Roman"/>
+                <w:sz w:val="28"/>
+                <w:szCs w:val="28"/>
+              </w:rPr>
+              <w:t>Пустое поле</w:t>
             </w:r>
             <w:r>
               <w:rPr>
@@ -13134,7 +13530,6 @@
           <w:rFonts w:ascii="Times New Roman" w:hAnsi="Times New Roman" w:cs="Times New Roman"/>
           <w:sz w:val="28"/>
           <w:szCs w:val="28"/>
-          <w:lang w:val="en-US"/>
         </w:rPr>
       </w:pPr>
       <w:r>
@@ -13144,7 +13539,31 @@
           <w:szCs w:val="28"/>
         </w:rPr>
         <w:lastRenderedPageBreak/>
-        <w:t>Таблица </w:t>
+        <w:t>Таблица</w:t>
+      </w:r>
+      <w:r>
+        <w:rPr>
+          <w:rFonts w:ascii="Times New Roman" w:hAnsi="Times New Roman" w:cs="Times New Roman"/>
+          <w:sz w:val="28"/>
+          <w:szCs w:val="28"/>
+        </w:rPr>
+        <w:t xml:space="preserve"> 1.6.17 </w:t>
+      </w:r>
+      <w:r>
+        <w:rPr>
+          <w:rFonts w:ascii="Times New Roman" w:hAnsi="Times New Roman" w:cs="Times New Roman"/>
+          <w:sz w:val="28"/>
+          <w:szCs w:val="28"/>
+        </w:rPr>
+        <w:t>—</w:t>
+      </w:r>
+      <w:r>
+        <w:rPr>
+          <w:rFonts w:ascii="Times New Roman" w:hAnsi="Times New Roman" w:cs="Times New Roman"/>
+          <w:sz w:val="28"/>
+          <w:szCs w:val="28"/>
+        </w:rPr>
+        <w:t> </w:t>
       </w:r>
       <w:proofErr w:type="spellStart"/>
       <w:r>
@@ -13162,7 +13581,23 @@
           <w:sz w:val="28"/>
           <w:szCs w:val="28"/>
         </w:rPr>
-        <w:t> — Системные журналы</w:t>
+        <w:t>(</w:t>
+      </w:r>
+      <w:r>
+        <w:rPr>
+          <w:rFonts w:ascii="Times New Roman" w:hAnsi="Times New Roman" w:cs="Times New Roman"/>
+          <w:sz w:val="28"/>
+          <w:szCs w:val="28"/>
+        </w:rPr>
+        <w:t>Системные журналы</w:t>
+      </w:r>
+      <w:r>
+        <w:rPr>
+          <w:rFonts w:ascii="Times New Roman" w:hAnsi="Times New Roman" w:cs="Times New Roman"/>
+          <w:sz w:val="28"/>
+          <w:szCs w:val="28"/>
+        </w:rPr>
+        <w:t>)</w:t>
       </w:r>
     </w:p>
     <w:tbl>
@@ -13472,23 +13907,13 @@
                 <w:lang w:val="en-US"/>
               </w:rPr>
             </w:pPr>
-            <w:proofErr w:type="gramStart"/>
-            <w:r>
-              <w:rPr>
-                <w:rFonts w:ascii="Times New Roman" w:hAnsi="Times New Roman" w:cs="Times New Roman"/>
-                <w:sz w:val="28"/>
-                <w:szCs w:val="28"/>
-              </w:rPr>
-              <w:t>VARCHAR(</w:t>
-            </w:r>
-            <w:proofErr w:type="gramEnd"/>
-            <w:r>
-              <w:rPr>
-                <w:rFonts w:ascii="Times New Roman" w:hAnsi="Times New Roman" w:cs="Times New Roman"/>
-                <w:sz w:val="28"/>
-                <w:szCs w:val="28"/>
-              </w:rPr>
-              <w:t>100)</w:t>
+            <w:r>
+              <w:rPr>
+                <w:rFonts w:ascii="Times New Roman" w:hAnsi="Times New Roman" w:cs="Times New Roman"/>
+                <w:sz w:val="28"/>
+                <w:szCs w:val="28"/>
+              </w:rPr>
+              <w:t>VARCHAR(100)</w:t>
             </w:r>
           </w:p>
         </w:tc>
@@ -14079,7 +14504,31 @@
           <w:szCs w:val="28"/>
         </w:rPr>
         <w:lastRenderedPageBreak/>
-        <w:t>Таблица </w:t>
+        <w:t>Таблица</w:t>
+      </w:r>
+      <w:r>
+        <w:rPr>
+          <w:rFonts w:ascii="Times New Roman" w:hAnsi="Times New Roman" w:cs="Times New Roman"/>
+          <w:sz w:val="28"/>
+          <w:szCs w:val="28"/>
+        </w:rPr>
+        <w:t xml:space="preserve"> 1.6.18 </w:t>
+      </w:r>
+      <w:r>
+        <w:rPr>
+          <w:rFonts w:ascii="Times New Roman" w:hAnsi="Times New Roman" w:cs="Times New Roman"/>
+          <w:sz w:val="28"/>
+          <w:szCs w:val="28"/>
+        </w:rPr>
+        <w:t>—</w:t>
+      </w:r>
+      <w:r>
+        <w:rPr>
+          <w:rFonts w:ascii="Times New Roman" w:hAnsi="Times New Roman" w:cs="Times New Roman"/>
+          <w:sz w:val="28"/>
+          <w:szCs w:val="28"/>
+        </w:rPr>
+        <w:t> </w:t>
       </w:r>
       <w:proofErr w:type="spellStart"/>
       <w:r>
@@ -14097,7 +14546,23 @@
           <w:sz w:val="28"/>
           <w:szCs w:val="28"/>
         </w:rPr>
-        <w:t> — Комментарии к задачам</w:t>
+        <w:t>(</w:t>
+      </w:r>
+      <w:r>
+        <w:rPr>
+          <w:rFonts w:ascii="Times New Roman" w:hAnsi="Times New Roman" w:cs="Times New Roman"/>
+          <w:sz w:val="28"/>
+          <w:szCs w:val="28"/>
+        </w:rPr>
+        <w:t>Комментарии к задачам</w:t>
+      </w:r>
+      <w:r>
+        <w:rPr>
+          <w:rFonts w:ascii="Times New Roman" w:hAnsi="Times New Roman" w:cs="Times New Roman"/>
+          <w:sz w:val="28"/>
+          <w:szCs w:val="28"/>
+        </w:rPr>
+        <w:t>)</w:t>
       </w:r>
     </w:p>
     <w:tbl>
@@ -14855,6 +15320,63 @@
           <w:szCs w:val="28"/>
         </w:rPr>
       </w:pPr>
+      <w:r>
+        <w:rPr>
+          <w:rFonts w:ascii="Times New Roman" w:hAnsi="Times New Roman" w:cs="Times New Roman"/>
+          <w:noProof/>
+          <w:sz w:val="28"/>
+          <w:szCs w:val="28"/>
+        </w:rPr>
+        <w:lastRenderedPageBreak/>
+        <w:drawing>
+          <wp:inline distT="0" distB="0" distL="0" distR="0" wp14:anchorId="0BBA323A" wp14:editId="33BB5098">
+            <wp:extent cx="5937885" cy="8821420"/>
+            <wp:effectExtent l="0" t="0" r="5715" b="0"/>
+            <wp:docPr id="752343783" name="Рисунок 1"/>
+            <wp:cNvGraphicFramePr>
+              <a:graphicFrameLocks xmlns:a="http://schemas.openxmlformats.org/drawingml/2006/main" noChangeAspect="1"/>
+            </wp:cNvGraphicFramePr>
+            <a:graphic xmlns:a="http://schemas.openxmlformats.org/drawingml/2006/main">
+              <a:graphicData uri="http://schemas.openxmlformats.org/drawingml/2006/picture">
+                <pic:pic xmlns:pic="http://schemas.openxmlformats.org/drawingml/2006/picture">
+                  <pic:nvPicPr>
+                    <pic:cNvPr id="0" name="Picture 1"/>
+                    <pic:cNvPicPr>
+                      <a:picLocks noChangeAspect="1" noChangeArrowheads="1"/>
+                    </pic:cNvPicPr>
+                  </pic:nvPicPr>
+                  <pic:blipFill>
+                    <a:blip r:embed="rId5" cstate="print">
+                      <a:extLst>
+                        <a:ext uri="{28A0092B-C50C-407E-A947-70E740481C1C}">
+                          <a14:useLocalDpi xmlns:a14="http://schemas.microsoft.com/office/drawing/2010/main" val="0"/>
+                        </a:ext>
+                      </a:extLst>
+                    </a:blip>
+                    <a:srcRect/>
+                    <a:stretch>
+                      <a:fillRect/>
+                    </a:stretch>
+                  </pic:blipFill>
+                  <pic:spPr bwMode="auto">
+                    <a:xfrm>
+                      <a:off x="0" y="0"/>
+                      <a:ext cx="5937885" cy="8821420"/>
+                    </a:xfrm>
+                    <a:prstGeom prst="rect">
+                      <a:avLst/>
+                    </a:prstGeom>
+                    <a:noFill/>
+                    <a:ln>
+                      <a:noFill/>
+                    </a:ln>
+                  </pic:spPr>
+                </pic:pic>
+              </a:graphicData>
+            </a:graphic>
+          </wp:inline>
+        </w:drawing>
+      </w:r>
     </w:p>
     <w:sectPr>
       <w:pgSz w:w="11906" w:h="16838"/>
